--- a/Fase 2/Evidencias del Proyecto/SICMA_PLP_v1.1.docx
+++ b/Fase 2/Evidencias del Proyecto/SICMA_PLP_v1.1.docx
@@ -830,8 +830,8 @@
         </w:tblBorders>
       </w:tblPr>
       <w:tblGrid>
-        <w:gridCol w:w="3393"/>
-        <w:gridCol w:w="4524"/>
+        <w:gridCol w:w="3788"/>
+        <w:gridCol w:w="5050"/>
       </w:tblGrid>
       <w:tr>
         <w:trPr>
@@ -840,7 +840,7 @@
         </w:trPr>
         <w:tc>
           <w:tcPr>
-            <w:tcW w:w="3393" w:type="dxa"/>
+            <w:tcW w:w="3788" w:type="dxa"/>
             <w:shd w:val="clear" w:color="auto" w:fill="D9E2F3"/>
           </w:tcPr>
           <w:p>
@@ -859,7 +859,7 @@
         </w:tc>
         <w:tc>
           <w:tcPr>
-            <w:tcW w:w="4524" w:type="dxa"/>
+            <w:tcW w:w="5050" w:type="dxa"/>
             <w:shd w:val="clear" w:color="auto" w:fill="D9E2F3"/>
           </w:tcPr>
           <w:p>
@@ -883,7 +883,7 @@
         </w:trPr>
         <w:tc>
           <w:tcPr>
-            <w:tcW w:w="3393" w:type="dxa"/>
+            <w:tcW w:w="3788" w:type="dxa"/>
           </w:tcPr>
           <w:p>
             <w:pPr>
@@ -900,7 +900,7 @@
         </w:tc>
         <w:tc>
           <w:tcPr>
-            <w:tcW w:w="4524" w:type="dxa"/>
+            <w:tcW w:w="5050" w:type="dxa"/>
           </w:tcPr>
           <w:p>
             <w:pPr>
@@ -922,7 +922,7 @@
         </w:trPr>
         <w:tc>
           <w:tcPr>
-            <w:tcW w:w="3393" w:type="dxa"/>
+            <w:tcW w:w="3788" w:type="dxa"/>
           </w:tcPr>
           <w:p>
             <w:pPr>
@@ -939,7 +939,7 @@
         </w:tc>
         <w:tc>
           <w:tcPr>
-            <w:tcW w:w="4524" w:type="dxa"/>
+            <w:tcW w:w="5050" w:type="dxa"/>
           </w:tcPr>
           <w:p>
             <w:pPr>
@@ -961,7 +961,7 @@
         </w:trPr>
         <w:tc>
           <w:tcPr>
-            <w:tcW w:w="3393" w:type="dxa"/>
+            <w:tcW w:w="3788" w:type="dxa"/>
           </w:tcPr>
           <w:p>
             <w:pPr>
@@ -978,7 +978,7 @@
         </w:tc>
         <w:tc>
           <w:tcPr>
-            <w:tcW w:w="4524" w:type="dxa"/>
+            <w:tcW w:w="5050" w:type="dxa"/>
           </w:tcPr>
           <w:p>
             <w:pPr>
@@ -1000,7 +1000,7 @@
         </w:trPr>
         <w:tc>
           <w:tcPr>
-            <w:tcW w:w="3393" w:type="dxa"/>
+            <w:tcW w:w="3788" w:type="dxa"/>
           </w:tcPr>
           <w:p>
             <w:pPr>
@@ -1017,7 +1017,7 @@
         </w:tc>
         <w:tc>
           <w:tcPr>
-            <w:tcW w:w="4524" w:type="dxa"/>
+            <w:tcW w:w="5050" w:type="dxa"/>
           </w:tcPr>
           <w:p>
             <w:pPr>
@@ -1039,7 +1039,7 @@
         </w:trPr>
         <w:tc>
           <w:tcPr>
-            <w:tcW w:w="3393" w:type="dxa"/>
+            <w:tcW w:w="3788" w:type="dxa"/>
           </w:tcPr>
           <w:p>
             <w:pPr>
@@ -1056,7 +1056,7 @@
         </w:tc>
         <w:tc>
           <w:tcPr>
-            <w:tcW w:w="4524" w:type="dxa"/>
+            <w:tcW w:w="5050" w:type="dxa"/>
           </w:tcPr>
           <w:p>
             <w:pPr>
@@ -1093,7 +1093,7 @@
         <w:gridCol w:w="972"/>
         <w:gridCol w:w="1237"/>
         <w:gridCol w:w="1502"/>
-        <w:gridCol w:w="5126"/>
+        <w:gridCol w:w="5127"/>
       </w:tblGrid>
       <w:tr>
         <w:trPr>
@@ -1159,7 +1159,7 @@
         </w:tc>
         <w:tc>
           <w:tcPr>
-            <w:tcW w:w="5126" w:type="dxa"/>
+            <w:tcW w:w="5127" w:type="dxa"/>
             <w:shd w:val="clear" w:color="auto" w:fill="D9E2F3"/>
           </w:tcPr>
           <w:p>
@@ -1234,7 +1234,7 @@
         </w:tc>
         <w:tc>
           <w:tcPr>
-            <w:tcW w:w="5126" w:type="dxa"/>
+            <w:tcW w:w="5127" w:type="dxa"/>
           </w:tcPr>
           <w:p>
             <w:pPr>
@@ -1307,7 +1307,7 @@
         </w:tc>
         <w:tc>
           <w:tcPr>
-            <w:tcW w:w="5126" w:type="dxa"/>
+            <w:tcW w:w="5127" w:type="dxa"/>
           </w:tcPr>
           <w:p>
             <w:pPr>
@@ -1380,7 +1380,7 @@
         </w:tc>
         <w:tc>
           <w:tcPr>
-            <w:tcW w:w="5126" w:type="dxa"/>
+            <w:tcW w:w="5127" w:type="dxa"/>
           </w:tcPr>
           <w:p>
             <w:pPr>
@@ -1453,7 +1453,7 @@
         </w:tc>
         <w:tc>
           <w:tcPr>
-            <w:tcW w:w="5126" w:type="dxa"/>
+            <w:tcW w:w="5127" w:type="dxa"/>
           </w:tcPr>
           <w:p>
             <w:pPr>
@@ -1526,7 +1526,7 @@
         </w:tc>
         <w:tc>
           <w:tcPr>
-            <w:tcW w:w="5126" w:type="dxa"/>
+            <w:tcW w:w="5127" w:type="dxa"/>
           </w:tcPr>
           <w:p>
             <w:pPr>
@@ -1611,8 +1611,8 @@
         </w:tblBorders>
       </w:tblPr>
       <w:tblGrid>
-        <w:gridCol w:w="3564"/>
-        <w:gridCol w:w="4351"/>
+        <w:gridCol w:w="3980"/>
+        <w:gridCol w:w="4858"/>
       </w:tblGrid>
       <w:tr>
         <w:trPr>
@@ -1621,7 +1621,7 @@
         </w:trPr>
         <w:tc>
           <w:tcPr>
-            <w:tcW w:w="3564" w:type="dxa"/>
+            <w:tcW w:w="3980" w:type="dxa"/>
             <w:shd w:val="clear" w:color="auto" w:fill="D9E2F3"/>
           </w:tcPr>
           <w:p>
@@ -1640,7 +1640,7 @@
         </w:tc>
         <w:tc>
           <w:tcPr>
-            <w:tcW w:w="4351" w:type="dxa"/>
+            <w:tcW w:w="4858" w:type="dxa"/>
             <w:shd w:val="clear" w:color="auto" w:fill="D9E2F3"/>
           </w:tcPr>
           <w:p>
@@ -1664,7 +1664,7 @@
         </w:trPr>
         <w:tc>
           <w:tcPr>
-            <w:tcW w:w="3564" w:type="dxa"/>
+            <w:tcW w:w="3980" w:type="dxa"/>
           </w:tcPr>
           <w:p>
             <w:pPr>
@@ -1681,7 +1681,7 @@
         </w:tc>
         <w:tc>
           <w:tcPr>
-            <w:tcW w:w="4351" w:type="dxa"/>
+            <w:tcW w:w="4858" w:type="dxa"/>
           </w:tcPr>
           <w:p>
             <w:pPr>
@@ -1703,7 +1703,7 @@
         </w:trPr>
         <w:tc>
           <w:tcPr>
-            <w:tcW w:w="3564" w:type="dxa"/>
+            <w:tcW w:w="3980" w:type="dxa"/>
           </w:tcPr>
           <w:p>
             <w:pPr>
@@ -1720,7 +1720,7 @@
         </w:tc>
         <w:tc>
           <w:tcPr>
-            <w:tcW w:w="4351" w:type="dxa"/>
+            <w:tcW w:w="4858" w:type="dxa"/>
           </w:tcPr>
           <w:p>
             <w:pPr>
@@ -1742,7 +1742,7 @@
         </w:trPr>
         <w:tc>
           <w:tcPr>
-            <w:tcW w:w="3564" w:type="dxa"/>
+            <w:tcW w:w="3980" w:type="dxa"/>
           </w:tcPr>
           <w:p>
             <w:pPr>
@@ -1759,7 +1759,7 @@
         </w:tc>
         <w:tc>
           <w:tcPr>
-            <w:tcW w:w="4351" w:type="dxa"/>
+            <w:tcW w:w="4858" w:type="dxa"/>
           </w:tcPr>
           <w:p>
             <w:pPr>
@@ -1781,7 +1781,7 @@
         </w:trPr>
         <w:tc>
           <w:tcPr>
-            <w:tcW w:w="3564" w:type="dxa"/>
+            <w:tcW w:w="3980" w:type="dxa"/>
           </w:tcPr>
           <w:p>
             <w:pPr>
@@ -1798,7 +1798,7 @@
         </w:tc>
         <w:tc>
           <w:tcPr>
-            <w:tcW w:w="4351" w:type="dxa"/>
+            <w:tcW w:w="4858" w:type="dxa"/>
           </w:tcPr>
           <w:p>
             <w:pPr>
@@ -1850,9 +1850,9 @@
         </w:tblBorders>
       </w:tblPr>
       <w:tblGrid>
-        <w:gridCol w:w="2731"/>
-        <w:gridCol w:w="2987"/>
-        <w:gridCol w:w="2195"/>
+        <w:gridCol w:w="3050"/>
+        <w:gridCol w:w="3336"/>
+        <w:gridCol w:w="2452"/>
       </w:tblGrid>
       <w:tr>
         <w:trPr>
@@ -1861,7 +1861,7 @@
         </w:trPr>
         <w:tc>
           <w:tcPr>
-            <w:tcW w:w="2731" w:type="dxa"/>
+            <w:tcW w:w="3050" w:type="dxa"/>
             <w:shd w:val="clear" w:color="auto" w:fill="D9E2F3"/>
           </w:tcPr>
           <w:p>
@@ -1880,7 +1880,7 @@
         </w:tc>
         <w:tc>
           <w:tcPr>
-            <w:tcW w:w="2987" w:type="dxa"/>
+            <w:tcW w:w="3336" w:type="dxa"/>
             <w:shd w:val="clear" w:color="auto" w:fill="D9E2F3"/>
           </w:tcPr>
           <w:p>
@@ -1899,7 +1899,7 @@
         </w:tc>
         <w:tc>
           <w:tcPr>
-            <w:tcW w:w="2195" w:type="dxa"/>
+            <w:tcW w:w="2452" w:type="dxa"/>
             <w:shd w:val="clear" w:color="auto" w:fill="D9E2F3"/>
           </w:tcPr>
           <w:p>
@@ -1923,7 +1923,7 @@
         </w:trPr>
         <w:tc>
           <w:tcPr>
-            <w:tcW w:w="2731" w:type="dxa"/>
+            <w:tcW w:w="3050" w:type="dxa"/>
           </w:tcPr>
           <w:p>
             <w:pPr>
@@ -1940,7 +1940,7 @@
         </w:tc>
         <w:tc>
           <w:tcPr>
-            <w:tcW w:w="2987" w:type="dxa"/>
+            <w:tcW w:w="3336" w:type="dxa"/>
           </w:tcPr>
           <w:p>
             <w:pPr>
@@ -1957,7 +1957,7 @@
         </w:tc>
         <w:tc>
           <w:tcPr>
-            <w:tcW w:w="2195" w:type="dxa"/>
+            <w:tcW w:w="2452" w:type="dxa"/>
           </w:tcPr>
           <w:p>
             <w:pPr>
@@ -1979,7 +1979,7 @@
         </w:trPr>
         <w:tc>
           <w:tcPr>
-            <w:tcW w:w="2731" w:type="dxa"/>
+            <w:tcW w:w="3050" w:type="dxa"/>
           </w:tcPr>
           <w:p>
             <w:pPr>
@@ -1996,7 +1996,7 @@
         </w:tc>
         <w:tc>
           <w:tcPr>
-            <w:tcW w:w="2987" w:type="dxa"/>
+            <w:tcW w:w="3336" w:type="dxa"/>
           </w:tcPr>
           <w:p>
             <w:pPr>
@@ -2013,7 +2013,7 @@
         </w:tc>
         <w:tc>
           <w:tcPr>
-            <w:tcW w:w="2195" w:type="dxa"/>
+            <w:tcW w:w="2452" w:type="dxa"/>
           </w:tcPr>
           <w:p>
             <w:pPr>
@@ -2035,7 +2035,7 @@
         </w:trPr>
         <w:tc>
           <w:tcPr>
-            <w:tcW w:w="2731" w:type="dxa"/>
+            <w:tcW w:w="3050" w:type="dxa"/>
           </w:tcPr>
           <w:p>
             <w:pPr>
@@ -2052,7 +2052,7 @@
         </w:tc>
         <w:tc>
           <w:tcPr>
-            <w:tcW w:w="2987" w:type="dxa"/>
+            <w:tcW w:w="3336" w:type="dxa"/>
           </w:tcPr>
           <w:p>
             <w:pPr>
@@ -2069,7 +2069,7 @@
         </w:tc>
         <w:tc>
           <w:tcPr>
-            <w:tcW w:w="2195" w:type="dxa"/>
+            <w:tcW w:w="2452" w:type="dxa"/>
           </w:tcPr>
           <w:p>
             <w:pPr>
@@ -2091,7 +2091,7 @@
         </w:trPr>
         <w:tc>
           <w:tcPr>
-            <w:tcW w:w="2731" w:type="dxa"/>
+            <w:tcW w:w="3050" w:type="dxa"/>
           </w:tcPr>
           <w:p>
             <w:pPr>
@@ -2108,7 +2108,7 @@
         </w:tc>
         <w:tc>
           <w:tcPr>
-            <w:tcW w:w="2987" w:type="dxa"/>
+            <w:tcW w:w="3336" w:type="dxa"/>
           </w:tcPr>
           <w:p>
             <w:pPr>
@@ -2125,7 +2125,7 @@
         </w:tc>
         <w:tc>
           <w:tcPr>
-            <w:tcW w:w="2195" w:type="dxa"/>
+            <w:tcW w:w="2452" w:type="dxa"/>
           </w:tcPr>
           <w:p>
             <w:pPr>
@@ -2147,7 +2147,7 @@
         </w:trPr>
         <w:tc>
           <w:tcPr>
-            <w:tcW w:w="2731" w:type="dxa"/>
+            <w:tcW w:w="3050" w:type="dxa"/>
           </w:tcPr>
           <w:p>
             <w:pPr>
@@ -2164,7 +2164,7 @@
         </w:tc>
         <w:tc>
           <w:tcPr>
-            <w:tcW w:w="2987" w:type="dxa"/>
+            <w:tcW w:w="3336" w:type="dxa"/>
           </w:tcPr>
           <w:p>
             <w:pPr>
@@ -2181,7 +2181,7 @@
         </w:tc>
         <w:tc>
           <w:tcPr>
-            <w:tcW w:w="2195" w:type="dxa"/>
+            <w:tcW w:w="2452" w:type="dxa"/>
           </w:tcPr>
           <w:p>
             <w:pPr>
@@ -2203,7 +2203,7 @@
         </w:trPr>
         <w:tc>
           <w:tcPr>
-            <w:tcW w:w="2731" w:type="dxa"/>
+            <w:tcW w:w="3050" w:type="dxa"/>
           </w:tcPr>
           <w:p>
             <w:pPr>
@@ -2220,7 +2220,7 @@
         </w:tc>
         <w:tc>
           <w:tcPr>
-            <w:tcW w:w="2987" w:type="dxa"/>
+            <w:tcW w:w="3336" w:type="dxa"/>
           </w:tcPr>
           <w:p>
             <w:pPr>
@@ -2237,7 +2237,7 @@
         </w:tc>
         <w:tc>
           <w:tcPr>
-            <w:tcW w:w="2195" w:type="dxa"/>
+            <w:tcW w:w="2452" w:type="dxa"/>
           </w:tcPr>
           <w:p>
             <w:pPr>
@@ -2259,7 +2259,7 @@
         </w:trPr>
         <w:tc>
           <w:tcPr>
-            <w:tcW w:w="2731" w:type="dxa"/>
+            <w:tcW w:w="3050" w:type="dxa"/>
           </w:tcPr>
           <w:p>
             <w:pPr>
@@ -2276,7 +2276,7 @@
         </w:tc>
         <w:tc>
           <w:tcPr>
-            <w:tcW w:w="2987" w:type="dxa"/>
+            <w:tcW w:w="3336" w:type="dxa"/>
           </w:tcPr>
           <w:p>
             <w:pPr>
@@ -2293,7 +2293,7 @@
         </w:tc>
         <w:tc>
           <w:tcPr>
-            <w:tcW w:w="2195" w:type="dxa"/>
+            <w:tcW w:w="2452" w:type="dxa"/>
           </w:tcPr>
           <w:p>
             <w:pPr>
@@ -2315,7 +2315,7 @@
         </w:trPr>
         <w:tc>
           <w:tcPr>
-            <w:tcW w:w="2731" w:type="dxa"/>
+            <w:tcW w:w="3050" w:type="dxa"/>
           </w:tcPr>
           <w:p>
             <w:pPr>
@@ -2332,7 +2332,7 @@
         </w:tc>
         <w:tc>
           <w:tcPr>
-            <w:tcW w:w="2987" w:type="dxa"/>
+            <w:tcW w:w="3336" w:type="dxa"/>
           </w:tcPr>
           <w:p>
             <w:pPr>
@@ -2349,7 +2349,7 @@
         </w:tc>
         <w:tc>
           <w:tcPr>
-            <w:tcW w:w="2195" w:type="dxa"/>
+            <w:tcW w:w="2452" w:type="dxa"/>
           </w:tcPr>
           <w:p>
             <w:pPr>
@@ -2371,7 +2371,7 @@
         </w:trPr>
         <w:tc>
           <w:tcPr>
-            <w:tcW w:w="2731" w:type="dxa"/>
+            <w:tcW w:w="3050" w:type="dxa"/>
           </w:tcPr>
           <w:p>
             <w:pPr>
@@ -2388,7 +2388,7 @@
         </w:tc>
         <w:tc>
           <w:tcPr>
-            <w:tcW w:w="2987" w:type="dxa"/>
+            <w:tcW w:w="3336" w:type="dxa"/>
           </w:tcPr>
           <w:p>
             <w:pPr>
@@ -2405,7 +2405,7 @@
         </w:tc>
         <w:tc>
           <w:tcPr>
-            <w:tcW w:w="2195" w:type="dxa"/>
+            <w:tcW w:w="2452" w:type="dxa"/>
           </w:tcPr>
           <w:p>
             <w:pPr>
@@ -2427,7 +2427,7 @@
         </w:trPr>
         <w:tc>
           <w:tcPr>
-            <w:tcW w:w="2731" w:type="dxa"/>
+            <w:tcW w:w="3050" w:type="dxa"/>
           </w:tcPr>
           <w:p>
             <w:pPr>
@@ -2444,7 +2444,7 @@
         </w:tc>
         <w:tc>
           <w:tcPr>
-            <w:tcW w:w="2987" w:type="dxa"/>
+            <w:tcW w:w="3336" w:type="dxa"/>
           </w:tcPr>
           <w:p>
             <w:pPr>
@@ -2461,7 +2461,7 @@
         </w:tc>
         <w:tc>
           <w:tcPr>
-            <w:tcW w:w="2195" w:type="dxa"/>
+            <w:tcW w:w="2452" w:type="dxa"/>
           </w:tcPr>
           <w:p>
             <w:pPr>
@@ -2586,9 +2586,9 @@
         </w:tblBorders>
       </w:tblPr>
       <w:tblGrid>
-        <w:gridCol w:w="1791"/>
-        <w:gridCol w:w="3604"/>
-        <w:gridCol w:w="2517"/>
+        <w:gridCol w:w="2001"/>
+        <w:gridCol w:w="4026"/>
+        <w:gridCol w:w="2811"/>
       </w:tblGrid>
       <w:tr>
         <w:trPr>
@@ -2597,7 +2597,7 @@
         </w:trPr>
         <w:tc>
           <w:tcPr>
-            <w:tcW w:w="1791" w:type="dxa"/>
+            <w:tcW w:w="2001" w:type="dxa"/>
             <w:shd w:val="clear" w:color="auto" w:fill="D9E2F3"/>
           </w:tcPr>
           <w:p>
@@ -2616,7 +2616,7 @@
         </w:tc>
         <w:tc>
           <w:tcPr>
-            <w:tcW w:w="3604" w:type="dxa"/>
+            <w:tcW w:w="4026" w:type="dxa"/>
             <w:shd w:val="clear" w:color="auto" w:fill="D9E2F3"/>
           </w:tcPr>
           <w:p>
@@ -2635,7 +2635,7 @@
         </w:tc>
         <w:tc>
           <w:tcPr>
-            <w:tcW w:w="2517" w:type="dxa"/>
+            <w:tcW w:w="2811" w:type="dxa"/>
             <w:shd w:val="clear" w:color="auto" w:fill="D9E2F3"/>
           </w:tcPr>
           <w:p>
@@ -2659,7 +2659,7 @@
         </w:trPr>
         <w:tc>
           <w:tcPr>
-            <w:tcW w:w="1791" w:type="dxa"/>
+            <w:tcW w:w="2001" w:type="dxa"/>
           </w:tcPr>
           <w:p>
             <w:pPr>
@@ -2676,7 +2676,7 @@
         </w:tc>
         <w:tc>
           <w:tcPr>
-            <w:tcW w:w="3604" w:type="dxa"/>
+            <w:tcW w:w="4026" w:type="dxa"/>
           </w:tcPr>
           <w:p>
             <w:pPr>
@@ -2693,7 +2693,7 @@
         </w:tc>
         <w:tc>
           <w:tcPr>
-            <w:tcW w:w="2517" w:type="dxa"/>
+            <w:tcW w:w="2811" w:type="dxa"/>
           </w:tcPr>
           <w:p>
             <w:pPr>
@@ -2715,7 +2715,7 @@
         </w:trPr>
         <w:tc>
           <w:tcPr>
-            <w:tcW w:w="1791" w:type="dxa"/>
+            <w:tcW w:w="2001" w:type="dxa"/>
           </w:tcPr>
           <w:p>
             <w:pPr>
@@ -2732,7 +2732,7 @@
         </w:tc>
         <w:tc>
           <w:tcPr>
-            <w:tcW w:w="3604" w:type="dxa"/>
+            <w:tcW w:w="4026" w:type="dxa"/>
           </w:tcPr>
           <w:p>
             <w:pPr>
@@ -2749,7 +2749,7 @@
         </w:tc>
         <w:tc>
           <w:tcPr>
-            <w:tcW w:w="2517" w:type="dxa"/>
+            <w:tcW w:w="2811" w:type="dxa"/>
           </w:tcPr>
           <w:p>
             <w:pPr>
@@ -2771,7 +2771,7 @@
         </w:trPr>
         <w:tc>
           <w:tcPr>
-            <w:tcW w:w="1791" w:type="dxa"/>
+            <w:tcW w:w="2001" w:type="dxa"/>
           </w:tcPr>
           <w:p>
             <w:pPr>
@@ -2788,7 +2788,7 @@
         </w:tc>
         <w:tc>
           <w:tcPr>
-            <w:tcW w:w="3604" w:type="dxa"/>
+            <w:tcW w:w="4026" w:type="dxa"/>
           </w:tcPr>
           <w:p>
             <w:pPr>
@@ -2805,7 +2805,7 @@
         </w:tc>
         <w:tc>
           <w:tcPr>
-            <w:tcW w:w="2517" w:type="dxa"/>
+            <w:tcW w:w="2811" w:type="dxa"/>
           </w:tcPr>
           <w:p>
             <w:pPr>
@@ -2827,7 +2827,7 @@
         </w:trPr>
         <w:tc>
           <w:tcPr>
-            <w:tcW w:w="1791" w:type="dxa"/>
+            <w:tcW w:w="2001" w:type="dxa"/>
           </w:tcPr>
           <w:p>
             <w:pPr>
@@ -2844,7 +2844,7 @@
         </w:tc>
         <w:tc>
           <w:tcPr>
-            <w:tcW w:w="3604" w:type="dxa"/>
+            <w:tcW w:w="4026" w:type="dxa"/>
           </w:tcPr>
           <w:p>
             <w:pPr>
@@ -2861,7 +2861,7 @@
         </w:tc>
         <w:tc>
           <w:tcPr>
-            <w:tcW w:w="2517" w:type="dxa"/>
+            <w:tcW w:w="2811" w:type="dxa"/>
           </w:tcPr>
           <w:p>
             <w:pPr>
@@ -2883,7 +2883,7 @@
         </w:trPr>
         <w:tc>
           <w:tcPr>
-            <w:tcW w:w="1791" w:type="dxa"/>
+            <w:tcW w:w="2001" w:type="dxa"/>
           </w:tcPr>
           <w:p>
             <w:pPr>
@@ -2900,7 +2900,7 @@
         </w:tc>
         <w:tc>
           <w:tcPr>
-            <w:tcW w:w="3604" w:type="dxa"/>
+            <w:tcW w:w="4026" w:type="dxa"/>
           </w:tcPr>
           <w:p>
             <w:pPr>
@@ -2917,7 +2917,7 @@
         </w:tc>
         <w:tc>
           <w:tcPr>
-            <w:tcW w:w="2517" w:type="dxa"/>
+            <w:tcW w:w="2811" w:type="dxa"/>
           </w:tcPr>
           <w:p>
             <w:pPr>
@@ -2939,7 +2939,7 @@
         </w:trPr>
         <w:tc>
           <w:tcPr>
-            <w:tcW w:w="1791" w:type="dxa"/>
+            <w:tcW w:w="2001" w:type="dxa"/>
           </w:tcPr>
           <w:p>
             <w:pPr>
@@ -2956,7 +2956,7 @@
         </w:tc>
         <w:tc>
           <w:tcPr>
-            <w:tcW w:w="3604" w:type="dxa"/>
+            <w:tcW w:w="4026" w:type="dxa"/>
           </w:tcPr>
           <w:p>
             <w:pPr>
@@ -2973,7 +2973,7 @@
         </w:tc>
         <w:tc>
           <w:tcPr>
-            <w:tcW w:w="2517" w:type="dxa"/>
+            <w:tcW w:w="2811" w:type="dxa"/>
           </w:tcPr>
           <w:p>
             <w:pPr>
@@ -2995,7 +2995,7 @@
         </w:trPr>
         <w:tc>
           <w:tcPr>
-            <w:tcW w:w="1791" w:type="dxa"/>
+            <w:tcW w:w="2001" w:type="dxa"/>
           </w:tcPr>
           <w:p>
             <w:pPr>
@@ -3012,7 +3012,7 @@
         </w:tc>
         <w:tc>
           <w:tcPr>
-            <w:tcW w:w="3604" w:type="dxa"/>
+            <w:tcW w:w="4026" w:type="dxa"/>
           </w:tcPr>
           <w:p>
             <w:pPr>
@@ -3029,7 +3029,7 @@
         </w:tc>
         <w:tc>
           <w:tcPr>
-            <w:tcW w:w="2517" w:type="dxa"/>
+            <w:tcW w:w="2811" w:type="dxa"/>
           </w:tcPr>
           <w:p>
             <w:pPr>
@@ -3051,7 +3051,7 @@
         </w:trPr>
         <w:tc>
           <w:tcPr>
-            <w:tcW w:w="1791" w:type="dxa"/>
+            <w:tcW w:w="2001" w:type="dxa"/>
           </w:tcPr>
           <w:p>
             <w:pPr>
@@ -3068,7 +3068,7 @@
         </w:tc>
         <w:tc>
           <w:tcPr>
-            <w:tcW w:w="3604" w:type="dxa"/>
+            <w:tcW w:w="4026" w:type="dxa"/>
           </w:tcPr>
           <w:p>
             <w:pPr>
@@ -3085,7 +3085,7 @@
         </w:tc>
         <w:tc>
           <w:tcPr>
-            <w:tcW w:w="2517" w:type="dxa"/>
+            <w:tcW w:w="2811" w:type="dxa"/>
           </w:tcPr>
           <w:p>
             <w:pPr>
@@ -3348,9 +3348,9 @@
         </w:tblBorders>
       </w:tblPr>
       <w:tblGrid>
-        <w:gridCol w:w="1399"/>
-        <w:gridCol w:w="2720"/>
-        <w:gridCol w:w="3792"/>
+        <w:gridCol w:w="1563"/>
+        <w:gridCol w:w="3039"/>
+        <w:gridCol w:w="4236"/>
       </w:tblGrid>
       <w:tr>
         <w:trPr>
@@ -3359,7 +3359,7 @@
         </w:trPr>
         <w:tc>
           <w:tcPr>
-            <w:tcW w:w="1399" w:type="dxa"/>
+            <w:tcW w:w="1563" w:type="dxa"/>
             <w:shd w:val="clear" w:color="auto" w:fill="D9E2F3"/>
           </w:tcPr>
           <w:p>
@@ -3378,7 +3378,7 @@
         </w:tc>
         <w:tc>
           <w:tcPr>
-            <w:tcW w:w="2720" w:type="dxa"/>
+            <w:tcW w:w="3039" w:type="dxa"/>
             <w:shd w:val="clear" w:color="auto" w:fill="D9E2F3"/>
           </w:tcPr>
           <w:p>
@@ -3397,7 +3397,7 @@
         </w:tc>
         <w:tc>
           <w:tcPr>
-            <w:tcW w:w="3792" w:type="dxa"/>
+            <w:tcW w:w="4236" w:type="dxa"/>
             <w:shd w:val="clear" w:color="auto" w:fill="D9E2F3"/>
           </w:tcPr>
           <w:p>
@@ -3421,7 +3421,7 @@
         </w:trPr>
         <w:tc>
           <w:tcPr>
-            <w:tcW w:w="1399" w:type="dxa"/>
+            <w:tcW w:w="1563" w:type="dxa"/>
           </w:tcPr>
           <w:p>
             <w:pPr>
@@ -3438,7 +3438,7 @@
         </w:tc>
         <w:tc>
           <w:tcPr>
-            <w:tcW w:w="2720" w:type="dxa"/>
+            <w:tcW w:w="3039" w:type="dxa"/>
           </w:tcPr>
           <w:p>
             <w:pPr>
@@ -3455,7 +3455,7 @@
         </w:tc>
         <w:tc>
           <w:tcPr>
-            <w:tcW w:w="3792" w:type="dxa"/>
+            <w:tcW w:w="4236" w:type="dxa"/>
           </w:tcPr>
           <w:p>
             <w:pPr>
@@ -3477,7 +3477,7 @@
         </w:trPr>
         <w:tc>
           <w:tcPr>
-            <w:tcW w:w="1399" w:type="dxa"/>
+            <w:tcW w:w="1563" w:type="dxa"/>
           </w:tcPr>
           <w:p>
             <w:pPr>
@@ -3494,7 +3494,7 @@
         </w:tc>
         <w:tc>
           <w:tcPr>
-            <w:tcW w:w="2720" w:type="dxa"/>
+            <w:tcW w:w="3039" w:type="dxa"/>
           </w:tcPr>
           <w:p>
             <w:pPr>
@@ -3511,7 +3511,7 @@
         </w:tc>
         <w:tc>
           <w:tcPr>
-            <w:tcW w:w="3792" w:type="dxa"/>
+            <w:tcW w:w="4236" w:type="dxa"/>
           </w:tcPr>
           <w:p>
             <w:pPr>
@@ -3533,7 +3533,7 @@
         </w:trPr>
         <w:tc>
           <w:tcPr>
-            <w:tcW w:w="1399" w:type="dxa"/>
+            <w:tcW w:w="1563" w:type="dxa"/>
           </w:tcPr>
           <w:p>
             <w:pPr>
@@ -3550,7 +3550,7 @@
         </w:tc>
         <w:tc>
           <w:tcPr>
-            <w:tcW w:w="2720" w:type="dxa"/>
+            <w:tcW w:w="3039" w:type="dxa"/>
           </w:tcPr>
           <w:p>
             <w:pPr>
@@ -3567,7 +3567,7 @@
         </w:tc>
         <w:tc>
           <w:tcPr>
-            <w:tcW w:w="3792" w:type="dxa"/>
+            <w:tcW w:w="4236" w:type="dxa"/>
           </w:tcPr>
           <w:p>
             <w:pPr>
@@ -3589,7 +3589,7 @@
         </w:trPr>
         <w:tc>
           <w:tcPr>
-            <w:tcW w:w="1399" w:type="dxa"/>
+            <w:tcW w:w="1563" w:type="dxa"/>
           </w:tcPr>
           <w:p>
             <w:pPr>
@@ -3606,7 +3606,7 @@
         </w:tc>
         <w:tc>
           <w:tcPr>
-            <w:tcW w:w="2720" w:type="dxa"/>
+            <w:tcW w:w="3039" w:type="dxa"/>
           </w:tcPr>
           <w:p>
             <w:pPr>
@@ -3623,7 +3623,7 @@
         </w:tc>
         <w:tc>
           <w:tcPr>
-            <w:tcW w:w="3792" w:type="dxa"/>
+            <w:tcW w:w="4236" w:type="dxa"/>
           </w:tcPr>
           <w:p>
             <w:pPr>
@@ -3645,7 +3645,7 @@
         </w:trPr>
         <w:tc>
           <w:tcPr>
-            <w:tcW w:w="1399" w:type="dxa"/>
+            <w:tcW w:w="1563" w:type="dxa"/>
           </w:tcPr>
           <w:p>
             <w:pPr>
@@ -3662,7 +3662,7 @@
         </w:tc>
         <w:tc>
           <w:tcPr>
-            <w:tcW w:w="2720" w:type="dxa"/>
+            <w:tcW w:w="3039" w:type="dxa"/>
           </w:tcPr>
           <w:p>
             <w:pPr>
@@ -3679,7 +3679,7 @@
         </w:tc>
         <w:tc>
           <w:tcPr>
-            <w:tcW w:w="3792" w:type="dxa"/>
+            <w:tcW w:w="4236" w:type="dxa"/>
           </w:tcPr>
           <w:p>
             <w:pPr>
@@ -3701,7 +3701,7 @@
         </w:trPr>
         <w:tc>
           <w:tcPr>
-            <w:tcW w:w="1399" w:type="dxa"/>
+            <w:tcW w:w="1563" w:type="dxa"/>
           </w:tcPr>
           <w:p>
             <w:pPr>
@@ -3718,7 +3718,7 @@
         </w:tc>
         <w:tc>
           <w:tcPr>
-            <w:tcW w:w="2720" w:type="dxa"/>
+            <w:tcW w:w="3039" w:type="dxa"/>
           </w:tcPr>
           <w:p>
             <w:pPr>
@@ -3735,7 +3735,7 @@
         </w:tc>
         <w:tc>
           <w:tcPr>
-            <w:tcW w:w="3792" w:type="dxa"/>
+            <w:tcW w:w="4236" w:type="dxa"/>
           </w:tcPr>
           <w:p>
             <w:pPr>
@@ -3757,7 +3757,7 @@
         </w:trPr>
         <w:tc>
           <w:tcPr>
-            <w:tcW w:w="1399" w:type="dxa"/>
+            <w:tcW w:w="1563" w:type="dxa"/>
           </w:tcPr>
           <w:p>
             <w:pPr>
@@ -3774,7 +3774,7 @@
         </w:tc>
         <w:tc>
           <w:tcPr>
-            <w:tcW w:w="2720" w:type="dxa"/>
+            <w:tcW w:w="3039" w:type="dxa"/>
           </w:tcPr>
           <w:p>
             <w:pPr>
@@ -3791,7 +3791,7 @@
         </w:tc>
         <w:tc>
           <w:tcPr>
-            <w:tcW w:w="3792" w:type="dxa"/>
+            <w:tcW w:w="4236" w:type="dxa"/>
           </w:tcPr>
           <w:p>
             <w:pPr>
@@ -3813,7 +3813,7 @@
         </w:trPr>
         <w:tc>
           <w:tcPr>
-            <w:tcW w:w="1399" w:type="dxa"/>
+            <w:tcW w:w="1563" w:type="dxa"/>
           </w:tcPr>
           <w:p>
             <w:pPr>
@@ -3830,7 +3830,7 @@
         </w:tc>
         <w:tc>
           <w:tcPr>
-            <w:tcW w:w="2720" w:type="dxa"/>
+            <w:tcW w:w="3039" w:type="dxa"/>
           </w:tcPr>
           <w:p>
             <w:pPr>
@@ -3847,7 +3847,7 @@
         </w:tc>
         <w:tc>
           <w:tcPr>
-            <w:tcW w:w="3792" w:type="dxa"/>
+            <w:tcW w:w="4236" w:type="dxa"/>
           </w:tcPr>
           <w:p>
             <w:pPr>
@@ -3869,7 +3869,7 @@
         </w:trPr>
         <w:tc>
           <w:tcPr>
-            <w:tcW w:w="1399" w:type="dxa"/>
+            <w:tcW w:w="1563" w:type="dxa"/>
           </w:tcPr>
           <w:p>
             <w:pPr>
@@ -3886,7 +3886,7 @@
         </w:tc>
         <w:tc>
           <w:tcPr>
-            <w:tcW w:w="2720" w:type="dxa"/>
+            <w:tcW w:w="3039" w:type="dxa"/>
           </w:tcPr>
           <w:p>
             <w:pPr>
@@ -3903,7 +3903,7 @@
         </w:tc>
         <w:tc>
           <w:tcPr>
-            <w:tcW w:w="3792" w:type="dxa"/>
+            <w:tcW w:w="4236" w:type="dxa"/>
           </w:tcPr>
           <w:p>
             <w:pPr>
@@ -3925,7 +3925,7 @@
         </w:trPr>
         <w:tc>
           <w:tcPr>
-            <w:tcW w:w="1399" w:type="dxa"/>
+            <w:tcW w:w="1563" w:type="dxa"/>
           </w:tcPr>
           <w:p>
             <w:pPr>
@@ -3942,7 +3942,7 @@
         </w:tc>
         <w:tc>
           <w:tcPr>
-            <w:tcW w:w="2720" w:type="dxa"/>
+            <w:tcW w:w="3039" w:type="dxa"/>
           </w:tcPr>
           <w:p>
             <w:pPr>
@@ -3959,7 +3959,7 @@
         </w:tc>
         <w:tc>
           <w:tcPr>
-            <w:tcW w:w="3792" w:type="dxa"/>
+            <w:tcW w:w="4236" w:type="dxa"/>
           </w:tcPr>
           <w:p>
             <w:pPr>
@@ -4012,8 +4012,8 @@
         </w:tblBorders>
       </w:tblPr>
       <w:tblGrid>
-        <w:gridCol w:w="2637"/>
-        <w:gridCol w:w="5278"/>
+        <w:gridCol w:w="2945"/>
+        <w:gridCol w:w="5893"/>
       </w:tblGrid>
       <w:tr>
         <w:trPr>
@@ -4022,7 +4022,7 @@
         </w:trPr>
         <w:tc>
           <w:tcPr>
-            <w:tcW w:w="2637" w:type="dxa"/>
+            <w:tcW w:w="2945" w:type="dxa"/>
             <w:shd w:val="clear" w:color="auto" w:fill="D9E2F3"/>
           </w:tcPr>
           <w:p>
@@ -4041,7 +4041,7 @@
         </w:tc>
         <w:tc>
           <w:tcPr>
-            <w:tcW w:w="5278" w:type="dxa"/>
+            <w:tcW w:w="5893" w:type="dxa"/>
             <w:shd w:val="clear" w:color="auto" w:fill="D9E2F3"/>
           </w:tcPr>
           <w:p>
@@ -4065,7 +4065,7 @@
         </w:trPr>
         <w:tc>
           <w:tcPr>
-            <w:tcW w:w="2637" w:type="dxa"/>
+            <w:tcW w:w="2945" w:type="dxa"/>
           </w:tcPr>
           <w:p>
             <w:pPr>
@@ -4082,7 +4082,7 @@
         </w:tc>
         <w:tc>
           <w:tcPr>
-            <w:tcW w:w="5278" w:type="dxa"/>
+            <w:tcW w:w="5893" w:type="dxa"/>
           </w:tcPr>
           <w:p>
             <w:pPr>
@@ -4104,7 +4104,7 @@
         </w:trPr>
         <w:tc>
           <w:tcPr>
-            <w:tcW w:w="2637" w:type="dxa"/>
+            <w:tcW w:w="2945" w:type="dxa"/>
           </w:tcPr>
           <w:p>
             <w:pPr>
@@ -4121,7 +4121,7 @@
         </w:tc>
         <w:tc>
           <w:tcPr>
-            <w:tcW w:w="5278" w:type="dxa"/>
+            <w:tcW w:w="5893" w:type="dxa"/>
           </w:tcPr>
           <w:p>
             <w:pPr>
@@ -4143,7 +4143,7 @@
         </w:trPr>
         <w:tc>
           <w:tcPr>
-            <w:tcW w:w="2637" w:type="dxa"/>
+            <w:tcW w:w="2945" w:type="dxa"/>
           </w:tcPr>
           <w:p>
             <w:pPr>
@@ -4160,7 +4160,7 @@
         </w:tc>
         <w:tc>
           <w:tcPr>
-            <w:tcW w:w="5278" w:type="dxa"/>
+            <w:tcW w:w="5893" w:type="dxa"/>
           </w:tcPr>
           <w:p>
             <w:pPr>
@@ -4182,7 +4182,7 @@
         </w:trPr>
         <w:tc>
           <w:tcPr>
-            <w:tcW w:w="2637" w:type="dxa"/>
+            <w:tcW w:w="2945" w:type="dxa"/>
           </w:tcPr>
           <w:p>
             <w:pPr>
@@ -4199,7 +4199,7 @@
         </w:tc>
         <w:tc>
           <w:tcPr>
-            <w:tcW w:w="5278" w:type="dxa"/>
+            <w:tcW w:w="5893" w:type="dxa"/>
           </w:tcPr>
           <w:p>
             <w:pPr>
@@ -4221,7 +4221,7 @@
         </w:trPr>
         <w:tc>
           <w:tcPr>
-            <w:tcW w:w="2637" w:type="dxa"/>
+            <w:tcW w:w="2945" w:type="dxa"/>
           </w:tcPr>
           <w:p>
             <w:pPr>
@@ -4238,7 +4238,7 @@
         </w:tc>
         <w:tc>
           <w:tcPr>
-            <w:tcW w:w="5278" w:type="dxa"/>
+            <w:tcW w:w="5893" w:type="dxa"/>
           </w:tcPr>
           <w:p>
             <w:pPr>
@@ -4260,7 +4260,7 @@
         </w:trPr>
         <w:tc>
           <w:tcPr>
-            <w:tcW w:w="2637" w:type="dxa"/>
+            <w:tcW w:w="2945" w:type="dxa"/>
           </w:tcPr>
           <w:p>
             <w:pPr>
@@ -4277,7 +4277,7 @@
         </w:tc>
         <w:tc>
           <w:tcPr>
-            <w:tcW w:w="5278" w:type="dxa"/>
+            <w:tcW w:w="5893" w:type="dxa"/>
           </w:tcPr>
           <w:p>
             <w:pPr>
@@ -4299,7 +4299,7 @@
         </w:trPr>
         <w:tc>
           <w:tcPr>
-            <w:tcW w:w="2637" w:type="dxa"/>
+            <w:tcW w:w="2945" w:type="dxa"/>
           </w:tcPr>
           <w:p>
             <w:pPr>
@@ -4316,7 +4316,7 @@
         </w:tc>
         <w:tc>
           <w:tcPr>
-            <w:tcW w:w="5278" w:type="dxa"/>
+            <w:tcW w:w="5893" w:type="dxa"/>
           </w:tcPr>
           <w:p>
             <w:pPr>
@@ -4430,9 +4430,9 @@
         </w:tblBorders>
       </w:tblPr>
       <w:tblGrid>
-        <w:gridCol w:w="2151"/>
-        <w:gridCol w:w="3369"/>
-        <w:gridCol w:w="2392"/>
+        <w:gridCol w:w="2403"/>
+        <w:gridCol w:w="3763"/>
+        <w:gridCol w:w="2672"/>
       </w:tblGrid>
       <w:tr>
         <w:trPr>
@@ -4441,7 +4441,7 @@
         </w:trPr>
         <w:tc>
           <w:tcPr>
-            <w:tcW w:w="2151" w:type="dxa"/>
+            <w:tcW w:w="2403" w:type="dxa"/>
             <w:shd w:val="clear" w:color="auto" w:fill="D9E2F3"/>
           </w:tcPr>
           <w:p>
@@ -4460,7 +4460,7 @@
         </w:tc>
         <w:tc>
           <w:tcPr>
-            <w:tcW w:w="3369" w:type="dxa"/>
+            <w:tcW w:w="3763" w:type="dxa"/>
             <w:shd w:val="clear" w:color="auto" w:fill="D9E2F3"/>
           </w:tcPr>
           <w:p>
@@ -4479,7 +4479,7 @@
         </w:tc>
         <w:tc>
           <w:tcPr>
-            <w:tcW w:w="2392" w:type="dxa"/>
+            <w:tcW w:w="2672" w:type="dxa"/>
             <w:shd w:val="clear" w:color="auto" w:fill="D9E2F3"/>
           </w:tcPr>
           <w:p>
@@ -4503,7 +4503,7 @@
         </w:trPr>
         <w:tc>
           <w:tcPr>
-            <w:tcW w:w="2151" w:type="dxa"/>
+            <w:tcW w:w="2403" w:type="dxa"/>
           </w:tcPr>
           <w:p>
             <w:pPr>
@@ -4520,7 +4520,7 @@
         </w:tc>
         <w:tc>
           <w:tcPr>
-            <w:tcW w:w="3369" w:type="dxa"/>
+            <w:tcW w:w="3763" w:type="dxa"/>
           </w:tcPr>
           <w:p>
             <w:pPr>
@@ -4537,7 +4537,7 @@
         </w:tc>
         <w:tc>
           <w:tcPr>
-            <w:tcW w:w="2392" w:type="dxa"/>
+            <w:tcW w:w="2672" w:type="dxa"/>
           </w:tcPr>
           <w:p>
             <w:pPr>
@@ -4559,7 +4559,7 @@
         </w:trPr>
         <w:tc>
           <w:tcPr>
-            <w:tcW w:w="2151" w:type="dxa"/>
+            <w:tcW w:w="2403" w:type="dxa"/>
           </w:tcPr>
           <w:p>
             <w:pPr>
@@ -4576,7 +4576,7 @@
         </w:tc>
         <w:tc>
           <w:tcPr>
-            <w:tcW w:w="3369" w:type="dxa"/>
+            <w:tcW w:w="3763" w:type="dxa"/>
           </w:tcPr>
           <w:p>
             <w:pPr>
@@ -4593,7 +4593,7 @@
         </w:tc>
         <w:tc>
           <w:tcPr>
-            <w:tcW w:w="2392" w:type="dxa"/>
+            <w:tcW w:w="2672" w:type="dxa"/>
           </w:tcPr>
           <w:p>
             <w:pPr>
@@ -4615,7 +4615,7 @@
         </w:trPr>
         <w:tc>
           <w:tcPr>
-            <w:tcW w:w="2151" w:type="dxa"/>
+            <w:tcW w:w="2403" w:type="dxa"/>
           </w:tcPr>
           <w:p>
             <w:pPr>
@@ -4632,7 +4632,7 @@
         </w:tc>
         <w:tc>
           <w:tcPr>
-            <w:tcW w:w="3369" w:type="dxa"/>
+            <w:tcW w:w="3763" w:type="dxa"/>
           </w:tcPr>
           <w:p>
             <w:pPr>
@@ -4649,7 +4649,7 @@
         </w:tc>
         <w:tc>
           <w:tcPr>
-            <w:tcW w:w="2392" w:type="dxa"/>
+            <w:tcW w:w="2672" w:type="dxa"/>
           </w:tcPr>
           <w:p>
             <w:pPr>
@@ -4671,7 +4671,7 @@
         </w:trPr>
         <w:tc>
           <w:tcPr>
-            <w:tcW w:w="2151" w:type="dxa"/>
+            <w:tcW w:w="2403" w:type="dxa"/>
           </w:tcPr>
           <w:p>
             <w:pPr>
@@ -4688,7 +4688,7 @@
         </w:tc>
         <w:tc>
           <w:tcPr>
-            <w:tcW w:w="3369" w:type="dxa"/>
+            <w:tcW w:w="3763" w:type="dxa"/>
           </w:tcPr>
           <w:p>
             <w:pPr>
@@ -4705,7 +4705,7 @@
         </w:tc>
         <w:tc>
           <w:tcPr>
-            <w:tcW w:w="2392" w:type="dxa"/>
+            <w:tcW w:w="2672" w:type="dxa"/>
           </w:tcPr>
           <w:p>
             <w:pPr>
@@ -4727,7 +4727,7 @@
         </w:trPr>
         <w:tc>
           <w:tcPr>
-            <w:tcW w:w="2151" w:type="dxa"/>
+            <w:tcW w:w="2403" w:type="dxa"/>
           </w:tcPr>
           <w:p>
             <w:pPr>
@@ -4744,7 +4744,7 @@
         </w:tc>
         <w:tc>
           <w:tcPr>
-            <w:tcW w:w="3369" w:type="dxa"/>
+            <w:tcW w:w="3763" w:type="dxa"/>
           </w:tcPr>
           <w:p>
             <w:pPr>
@@ -4761,7 +4761,7 @@
         </w:tc>
         <w:tc>
           <w:tcPr>
-            <w:tcW w:w="2392" w:type="dxa"/>
+            <w:tcW w:w="2672" w:type="dxa"/>
           </w:tcPr>
           <w:p>
             <w:pPr>
@@ -4783,7 +4783,7 @@
         </w:trPr>
         <w:tc>
           <w:tcPr>
-            <w:tcW w:w="2151" w:type="dxa"/>
+            <w:tcW w:w="2403" w:type="dxa"/>
           </w:tcPr>
           <w:p>
             <w:pPr>
@@ -4800,7 +4800,7 @@
         </w:tc>
         <w:tc>
           <w:tcPr>
-            <w:tcW w:w="3369" w:type="dxa"/>
+            <w:tcW w:w="3763" w:type="dxa"/>
           </w:tcPr>
           <w:p>
             <w:pPr>
@@ -4817,7 +4817,7 @@
         </w:tc>
         <w:tc>
           <w:tcPr>
-            <w:tcW w:w="2392" w:type="dxa"/>
+            <w:tcW w:w="2672" w:type="dxa"/>
           </w:tcPr>
           <w:p>
             <w:pPr>
@@ -4965,8 +4965,8 @@
         </w:tblBorders>
       </w:tblPr>
       <w:tblGrid>
-        <w:gridCol w:w="2196"/>
-        <w:gridCol w:w="5719"/>
+        <w:gridCol w:w="2452"/>
+        <w:gridCol w:w="6386"/>
       </w:tblGrid>
       <w:tr>
         <w:trPr>
@@ -4975,7 +4975,7 @@
         </w:trPr>
         <w:tc>
           <w:tcPr>
-            <w:tcW w:w="2196" w:type="dxa"/>
+            <w:tcW w:w="2452" w:type="dxa"/>
             <w:shd w:val="clear" w:color="auto" w:fill="D9E2F3"/>
           </w:tcPr>
           <w:p>
@@ -4994,7 +4994,7 @@
         </w:tc>
         <w:tc>
           <w:tcPr>
-            <w:tcW w:w="5719" w:type="dxa"/>
+            <w:tcW w:w="6386" w:type="dxa"/>
             <w:shd w:val="clear" w:color="auto" w:fill="D9E2F3"/>
           </w:tcPr>
           <w:p>
@@ -5018,7 +5018,7 @@
         </w:trPr>
         <w:tc>
           <w:tcPr>
-            <w:tcW w:w="2196" w:type="dxa"/>
+            <w:tcW w:w="2452" w:type="dxa"/>
           </w:tcPr>
           <w:p>
             <w:pPr>
@@ -5035,7 +5035,7 @@
         </w:tc>
         <w:tc>
           <w:tcPr>
-            <w:tcW w:w="5719" w:type="dxa"/>
+            <w:tcW w:w="6386" w:type="dxa"/>
           </w:tcPr>
           <w:p>
             <w:pPr>
@@ -5057,7 +5057,7 @@
         </w:trPr>
         <w:tc>
           <w:tcPr>
-            <w:tcW w:w="2196" w:type="dxa"/>
+            <w:tcW w:w="2452" w:type="dxa"/>
           </w:tcPr>
           <w:p>
             <w:pPr>
@@ -5074,7 +5074,7 @@
         </w:tc>
         <w:tc>
           <w:tcPr>
-            <w:tcW w:w="5719" w:type="dxa"/>
+            <w:tcW w:w="6386" w:type="dxa"/>
           </w:tcPr>
           <w:p>
             <w:pPr>
@@ -5096,7 +5096,7 @@
         </w:trPr>
         <w:tc>
           <w:tcPr>
-            <w:tcW w:w="2196" w:type="dxa"/>
+            <w:tcW w:w="2452" w:type="dxa"/>
           </w:tcPr>
           <w:p>
             <w:pPr>
@@ -5113,7 +5113,7 @@
         </w:tc>
         <w:tc>
           <w:tcPr>
-            <w:tcW w:w="5719" w:type="dxa"/>
+            <w:tcW w:w="6386" w:type="dxa"/>
           </w:tcPr>
           <w:p>
             <w:pPr>
@@ -5135,7 +5135,7 @@
         </w:trPr>
         <w:tc>
           <w:tcPr>
-            <w:tcW w:w="2196" w:type="dxa"/>
+            <w:tcW w:w="2452" w:type="dxa"/>
           </w:tcPr>
           <w:p>
             <w:pPr>
@@ -5152,7 +5152,7 @@
         </w:tc>
         <w:tc>
           <w:tcPr>
-            <w:tcW w:w="5719" w:type="dxa"/>
+            <w:tcW w:w="6386" w:type="dxa"/>
           </w:tcPr>
           <w:p>
             <w:pPr>
@@ -5174,7 +5174,7 @@
         </w:trPr>
         <w:tc>
           <w:tcPr>
-            <w:tcW w:w="2196" w:type="dxa"/>
+            <w:tcW w:w="2452" w:type="dxa"/>
           </w:tcPr>
           <w:p>
             <w:pPr>
@@ -5191,7 +5191,7 @@
         </w:tc>
         <w:tc>
           <w:tcPr>
-            <w:tcW w:w="5719" w:type="dxa"/>
+            <w:tcW w:w="6386" w:type="dxa"/>
           </w:tcPr>
           <w:p>
             <w:pPr>
@@ -5213,7 +5213,7 @@
         </w:trPr>
         <w:tc>
           <w:tcPr>
-            <w:tcW w:w="2196" w:type="dxa"/>
+            <w:tcW w:w="2452" w:type="dxa"/>
           </w:tcPr>
           <w:p>
             <w:pPr>
@@ -5230,7 +5230,7 @@
         </w:tc>
         <w:tc>
           <w:tcPr>
-            <w:tcW w:w="5719" w:type="dxa"/>
+            <w:tcW w:w="6386" w:type="dxa"/>
           </w:tcPr>
           <w:p>
             <w:pPr>
@@ -5311,9 +5311,9 @@
         </w:tblBorders>
       </w:tblPr>
       <w:tblGrid>
-        <w:gridCol w:w="1502"/>
-        <w:gridCol w:w="3234"/>
-        <w:gridCol w:w="3177"/>
+        <w:gridCol w:w="1678"/>
+        <w:gridCol w:w="3612"/>
+        <w:gridCol w:w="3548"/>
       </w:tblGrid>
       <w:tr>
         <w:trPr>
@@ -5322,7 +5322,7 @@
         </w:trPr>
         <w:tc>
           <w:tcPr>
-            <w:tcW w:w="1502" w:type="dxa"/>
+            <w:tcW w:w="1678" w:type="dxa"/>
             <w:shd w:val="clear" w:color="auto" w:fill="D9E2F3"/>
           </w:tcPr>
           <w:p>
@@ -5341,7 +5341,7 @@
         </w:tc>
         <w:tc>
           <w:tcPr>
-            <w:tcW w:w="3234" w:type="dxa"/>
+            <w:tcW w:w="3612" w:type="dxa"/>
             <w:shd w:val="clear" w:color="auto" w:fill="D9E2F3"/>
           </w:tcPr>
           <w:p>
@@ -5360,7 +5360,7 @@
         </w:tc>
         <w:tc>
           <w:tcPr>
-            <w:tcW w:w="3177" w:type="dxa"/>
+            <w:tcW w:w="3548" w:type="dxa"/>
             <w:shd w:val="clear" w:color="auto" w:fill="D9E2F3"/>
           </w:tcPr>
           <w:p>
@@ -5384,7 +5384,7 @@
         </w:trPr>
         <w:tc>
           <w:tcPr>
-            <w:tcW w:w="1502" w:type="dxa"/>
+            <w:tcW w:w="1678" w:type="dxa"/>
           </w:tcPr>
           <w:p>
             <w:pPr>
@@ -5401,7 +5401,7 @@
         </w:tc>
         <w:tc>
           <w:tcPr>
-            <w:tcW w:w="3234" w:type="dxa"/>
+            <w:tcW w:w="3612" w:type="dxa"/>
           </w:tcPr>
           <w:p>
             <w:pPr>
@@ -5418,7 +5418,7 @@
         </w:tc>
         <w:tc>
           <w:tcPr>
-            <w:tcW w:w="3177" w:type="dxa"/>
+            <w:tcW w:w="3548" w:type="dxa"/>
           </w:tcPr>
           <w:p>
             <w:pPr>
@@ -5440,7 +5440,7 @@
         </w:trPr>
         <w:tc>
           <w:tcPr>
-            <w:tcW w:w="1502" w:type="dxa"/>
+            <w:tcW w:w="1678" w:type="dxa"/>
           </w:tcPr>
           <w:p>
             <w:pPr>
@@ -5457,7 +5457,7 @@
         </w:tc>
         <w:tc>
           <w:tcPr>
-            <w:tcW w:w="3234" w:type="dxa"/>
+            <w:tcW w:w="3612" w:type="dxa"/>
           </w:tcPr>
           <w:p>
             <w:pPr>
@@ -5474,7 +5474,7 @@
         </w:tc>
         <w:tc>
           <w:tcPr>
-            <w:tcW w:w="3177" w:type="dxa"/>
+            <w:tcW w:w="3548" w:type="dxa"/>
           </w:tcPr>
           <w:p>
             <w:pPr>
@@ -5496,7 +5496,7 @@
         </w:trPr>
         <w:tc>
           <w:tcPr>
-            <w:tcW w:w="1502" w:type="dxa"/>
+            <w:tcW w:w="1678" w:type="dxa"/>
           </w:tcPr>
           <w:p>
             <w:pPr>
@@ -5513,7 +5513,7 @@
         </w:tc>
         <w:tc>
           <w:tcPr>
-            <w:tcW w:w="3234" w:type="dxa"/>
+            <w:tcW w:w="3612" w:type="dxa"/>
           </w:tcPr>
           <w:p>
             <w:pPr>
@@ -5530,7 +5530,7 @@
         </w:tc>
         <w:tc>
           <w:tcPr>
-            <w:tcW w:w="3177" w:type="dxa"/>
+            <w:tcW w:w="3548" w:type="dxa"/>
           </w:tcPr>
           <w:p>
             <w:pPr>
@@ -5552,7 +5552,7 @@
         </w:trPr>
         <w:tc>
           <w:tcPr>
-            <w:tcW w:w="1502" w:type="dxa"/>
+            <w:tcW w:w="1678" w:type="dxa"/>
           </w:tcPr>
           <w:p>
             <w:pPr>
@@ -5569,7 +5569,7 @@
         </w:tc>
         <w:tc>
           <w:tcPr>
-            <w:tcW w:w="3234" w:type="dxa"/>
+            <w:tcW w:w="3612" w:type="dxa"/>
           </w:tcPr>
           <w:p>
             <w:pPr>
@@ -5586,7 +5586,7 @@
         </w:tc>
         <w:tc>
           <w:tcPr>
-            <w:tcW w:w="3177" w:type="dxa"/>
+            <w:tcW w:w="3548" w:type="dxa"/>
           </w:tcPr>
           <w:p>
             <w:pPr>
@@ -5677,9 +5677,9 @@
         </w:tblBorders>
       </w:tblPr>
       <w:tblGrid>
-        <w:gridCol w:w="1900"/>
-        <w:gridCol w:w="3790"/>
-        <w:gridCol w:w="2223"/>
+        <w:gridCol w:w="2122"/>
+        <w:gridCol w:w="4233"/>
+        <w:gridCol w:w="2483"/>
       </w:tblGrid>
       <w:tr>
         <w:trPr>
@@ -5688,7 +5688,7 @@
         </w:trPr>
         <w:tc>
           <w:tcPr>
-            <w:tcW w:w="1900" w:type="dxa"/>
+            <w:tcW w:w="2122" w:type="dxa"/>
             <w:shd w:val="clear" w:color="auto" w:fill="D9E2F3"/>
           </w:tcPr>
           <w:p>
@@ -5707,7 +5707,7 @@
         </w:tc>
         <w:tc>
           <w:tcPr>
-            <w:tcW w:w="3790" w:type="dxa"/>
+            <w:tcW w:w="4233" w:type="dxa"/>
             <w:shd w:val="clear" w:color="auto" w:fill="D9E2F3"/>
           </w:tcPr>
           <w:p>
@@ -5726,7 +5726,7 @@
         </w:tc>
         <w:tc>
           <w:tcPr>
-            <w:tcW w:w="2223" w:type="dxa"/>
+            <w:tcW w:w="2483" w:type="dxa"/>
             <w:shd w:val="clear" w:color="auto" w:fill="D9E2F3"/>
           </w:tcPr>
           <w:p>
@@ -5750,7 +5750,7 @@
         </w:trPr>
         <w:tc>
           <w:tcPr>
-            <w:tcW w:w="1900" w:type="dxa"/>
+            <w:tcW w:w="2122" w:type="dxa"/>
           </w:tcPr>
           <w:p>
             <w:pPr>
@@ -5767,7 +5767,7 @@
         </w:tc>
         <w:tc>
           <w:tcPr>
-            <w:tcW w:w="3790" w:type="dxa"/>
+            <w:tcW w:w="4233" w:type="dxa"/>
           </w:tcPr>
           <w:p>
             <w:pPr>
@@ -5784,7 +5784,7 @@
         </w:tc>
         <w:tc>
           <w:tcPr>
-            <w:tcW w:w="2223" w:type="dxa"/>
+            <w:tcW w:w="2483" w:type="dxa"/>
           </w:tcPr>
           <w:p>
             <w:pPr>
@@ -5806,7 +5806,7 @@
         </w:trPr>
         <w:tc>
           <w:tcPr>
-            <w:tcW w:w="1900" w:type="dxa"/>
+            <w:tcW w:w="2122" w:type="dxa"/>
           </w:tcPr>
           <w:p>
             <w:pPr>
@@ -5823,7 +5823,7 @@
         </w:tc>
         <w:tc>
           <w:tcPr>
-            <w:tcW w:w="3790" w:type="dxa"/>
+            <w:tcW w:w="4233" w:type="dxa"/>
           </w:tcPr>
           <w:p>
             <w:pPr>
@@ -5840,7 +5840,7 @@
         </w:tc>
         <w:tc>
           <w:tcPr>
-            <w:tcW w:w="2223" w:type="dxa"/>
+            <w:tcW w:w="2483" w:type="dxa"/>
           </w:tcPr>
           <w:p>
             <w:pPr>
@@ -5862,7 +5862,7 @@
         </w:trPr>
         <w:tc>
           <w:tcPr>
-            <w:tcW w:w="1900" w:type="dxa"/>
+            <w:tcW w:w="2122" w:type="dxa"/>
           </w:tcPr>
           <w:p>
             <w:pPr>
@@ -5879,7 +5879,7 @@
         </w:tc>
         <w:tc>
           <w:tcPr>
-            <w:tcW w:w="3790" w:type="dxa"/>
+            <w:tcW w:w="4233" w:type="dxa"/>
           </w:tcPr>
           <w:p>
             <w:pPr>
@@ -5896,7 +5896,7 @@
         </w:tc>
         <w:tc>
           <w:tcPr>
-            <w:tcW w:w="2223" w:type="dxa"/>
+            <w:tcW w:w="2483" w:type="dxa"/>
           </w:tcPr>
           <w:p>
             <w:pPr>
@@ -5918,7 +5918,7 @@
         </w:trPr>
         <w:tc>
           <w:tcPr>
-            <w:tcW w:w="1900" w:type="dxa"/>
+            <w:tcW w:w="2122" w:type="dxa"/>
           </w:tcPr>
           <w:p>
             <w:pPr>
@@ -5935,7 +5935,7 @@
         </w:tc>
         <w:tc>
           <w:tcPr>
-            <w:tcW w:w="3790" w:type="dxa"/>
+            <w:tcW w:w="4233" w:type="dxa"/>
           </w:tcPr>
           <w:p>
             <w:pPr>
@@ -5952,7 +5952,7 @@
         </w:tc>
         <w:tc>
           <w:tcPr>
-            <w:tcW w:w="2223" w:type="dxa"/>
+            <w:tcW w:w="2483" w:type="dxa"/>
           </w:tcPr>
           <w:p>
             <w:pPr>
@@ -5974,7 +5974,7 @@
         </w:trPr>
         <w:tc>
           <w:tcPr>
-            <w:tcW w:w="1900" w:type="dxa"/>
+            <w:tcW w:w="2122" w:type="dxa"/>
           </w:tcPr>
           <w:p>
             <w:pPr>
@@ -5991,7 +5991,7 @@
         </w:tc>
         <w:tc>
           <w:tcPr>
-            <w:tcW w:w="3790" w:type="dxa"/>
+            <w:tcW w:w="4233" w:type="dxa"/>
           </w:tcPr>
           <w:p>
             <w:pPr>
@@ -6008,7 +6008,7 @@
         </w:tc>
         <w:tc>
           <w:tcPr>
-            <w:tcW w:w="2223" w:type="dxa"/>
+            <w:tcW w:w="2483" w:type="dxa"/>
           </w:tcPr>
           <w:p>
             <w:pPr>
@@ -6030,7 +6030,7 @@
         </w:trPr>
         <w:tc>
           <w:tcPr>
-            <w:tcW w:w="1900" w:type="dxa"/>
+            <w:tcW w:w="2122" w:type="dxa"/>
           </w:tcPr>
           <w:p>
             <w:pPr>
@@ -6047,7 +6047,7 @@
         </w:tc>
         <w:tc>
           <w:tcPr>
-            <w:tcW w:w="3790" w:type="dxa"/>
+            <w:tcW w:w="4233" w:type="dxa"/>
           </w:tcPr>
           <w:p>
             <w:pPr>
@@ -6064,7 +6064,7 @@
         </w:tc>
         <w:tc>
           <w:tcPr>
-            <w:tcW w:w="2223" w:type="dxa"/>
+            <w:tcW w:w="2483" w:type="dxa"/>
           </w:tcPr>
           <w:p>
             <w:pPr>
@@ -6086,7 +6086,7 @@
         </w:trPr>
         <w:tc>
           <w:tcPr>
-            <w:tcW w:w="1900" w:type="dxa"/>
+            <w:tcW w:w="2122" w:type="dxa"/>
           </w:tcPr>
           <w:p>
             <w:pPr>
@@ -6103,7 +6103,7 @@
         </w:tc>
         <w:tc>
           <w:tcPr>
-            <w:tcW w:w="3790" w:type="dxa"/>
+            <w:tcW w:w="4233" w:type="dxa"/>
           </w:tcPr>
           <w:p>
             <w:pPr>
@@ -6120,7 +6120,7 @@
         </w:tc>
         <w:tc>
           <w:tcPr>
-            <w:tcW w:w="2223" w:type="dxa"/>
+            <w:tcW w:w="2483" w:type="dxa"/>
           </w:tcPr>
           <w:p>
             <w:pPr>
@@ -6142,7 +6142,7 @@
         </w:trPr>
         <w:tc>
           <w:tcPr>
-            <w:tcW w:w="1900" w:type="dxa"/>
+            <w:tcW w:w="2122" w:type="dxa"/>
           </w:tcPr>
           <w:p>
             <w:pPr>
@@ -6159,7 +6159,7 @@
         </w:tc>
         <w:tc>
           <w:tcPr>
-            <w:tcW w:w="3790" w:type="dxa"/>
+            <w:tcW w:w="4233" w:type="dxa"/>
           </w:tcPr>
           <w:p>
             <w:pPr>
@@ -6176,7 +6176,7 @@
         </w:tc>
         <w:tc>
           <w:tcPr>
-            <w:tcW w:w="2223" w:type="dxa"/>
+            <w:tcW w:w="2483" w:type="dxa"/>
           </w:tcPr>
           <w:p>
             <w:pPr>
@@ -6219,8 +6219,8 @@
         </w:tblBorders>
       </w:tblPr>
       <w:tblGrid>
-        <w:gridCol w:w="2800"/>
-        <w:gridCol w:w="5115"/>
+        <w:gridCol w:w="3127"/>
+        <w:gridCol w:w="5711"/>
       </w:tblGrid>
       <w:tr>
         <w:trPr>
@@ -6229,7 +6229,7 @@
         </w:trPr>
         <w:tc>
           <w:tcPr>
-            <w:tcW w:w="2800" w:type="dxa"/>
+            <w:tcW w:w="3127" w:type="dxa"/>
             <w:shd w:val="clear" w:color="auto" w:fill="D9E2F3"/>
           </w:tcPr>
           <w:p>
@@ -6248,7 +6248,7 @@
         </w:tc>
         <w:tc>
           <w:tcPr>
-            <w:tcW w:w="5115" w:type="dxa"/>
+            <w:tcW w:w="5711" w:type="dxa"/>
             <w:shd w:val="clear" w:color="auto" w:fill="D9E2F3"/>
           </w:tcPr>
           <w:p>
@@ -6272,7 +6272,7 @@
         </w:trPr>
         <w:tc>
           <w:tcPr>
-            <w:tcW w:w="2800" w:type="dxa"/>
+            <w:tcW w:w="3127" w:type="dxa"/>
           </w:tcPr>
           <w:p>
             <w:pPr>
@@ -6289,7 +6289,7 @@
         </w:tc>
         <w:tc>
           <w:tcPr>
-            <w:tcW w:w="5115" w:type="dxa"/>
+            <w:tcW w:w="5711" w:type="dxa"/>
           </w:tcPr>
           <w:p>
             <w:pPr>
@@ -6311,7 +6311,7 @@
         </w:trPr>
         <w:tc>
           <w:tcPr>
-            <w:tcW w:w="2800" w:type="dxa"/>
+            <w:tcW w:w="3127" w:type="dxa"/>
           </w:tcPr>
           <w:p>
             <w:pPr>
@@ -6328,7 +6328,7 @@
         </w:tc>
         <w:tc>
           <w:tcPr>
-            <w:tcW w:w="5115" w:type="dxa"/>
+            <w:tcW w:w="5711" w:type="dxa"/>
           </w:tcPr>
           <w:p>
             <w:pPr>
@@ -6350,7 +6350,7 @@
         </w:trPr>
         <w:tc>
           <w:tcPr>
-            <w:tcW w:w="2800" w:type="dxa"/>
+            <w:tcW w:w="3127" w:type="dxa"/>
           </w:tcPr>
           <w:p>
             <w:pPr>
@@ -6367,7 +6367,7 @@
         </w:tc>
         <w:tc>
           <w:tcPr>
-            <w:tcW w:w="5115" w:type="dxa"/>
+            <w:tcW w:w="5711" w:type="dxa"/>
           </w:tcPr>
           <w:p>
             <w:pPr>
@@ -6389,7 +6389,7 @@
         </w:trPr>
         <w:tc>
           <w:tcPr>
-            <w:tcW w:w="2800" w:type="dxa"/>
+            <w:tcW w:w="3127" w:type="dxa"/>
           </w:tcPr>
           <w:p>
             <w:pPr>
@@ -6406,7 +6406,7 @@
         </w:tc>
         <w:tc>
           <w:tcPr>
-            <w:tcW w:w="5115" w:type="dxa"/>
+            <w:tcW w:w="5711" w:type="dxa"/>
           </w:tcPr>
           <w:p>
             <w:pPr>
@@ -6428,7 +6428,7 @@
         </w:trPr>
         <w:tc>
           <w:tcPr>
-            <w:tcW w:w="2800" w:type="dxa"/>
+            <w:tcW w:w="3127" w:type="dxa"/>
           </w:tcPr>
           <w:p>
             <w:pPr>
@@ -6445,7 +6445,7 @@
         </w:tc>
         <w:tc>
           <w:tcPr>
-            <w:tcW w:w="5115" w:type="dxa"/>
+            <w:tcW w:w="5711" w:type="dxa"/>
           </w:tcPr>
           <w:p>
             <w:pPr>
@@ -6467,7 +6467,7 @@
         </w:trPr>
         <w:tc>
           <w:tcPr>
-            <w:tcW w:w="2800" w:type="dxa"/>
+            <w:tcW w:w="3127" w:type="dxa"/>
           </w:tcPr>
           <w:p>
             <w:pPr>
@@ -6484,7 +6484,7 @@
         </w:tc>
         <w:tc>
           <w:tcPr>
-            <w:tcW w:w="5115" w:type="dxa"/>
+            <w:tcW w:w="5711" w:type="dxa"/>
           </w:tcPr>
           <w:p>
             <w:pPr>
@@ -6555,8 +6555,8 @@
         </w:tblBorders>
       </w:tblPr>
       <w:tblGrid>
-        <w:gridCol w:w="2658"/>
-        <w:gridCol w:w="5257"/>
+        <w:gridCol w:w="2968"/>
+        <w:gridCol w:w="5870"/>
       </w:tblGrid>
       <w:tr>
         <w:trPr>
@@ -6565,7 +6565,7 @@
         </w:trPr>
         <w:tc>
           <w:tcPr>
-            <w:tcW w:w="2658" w:type="dxa"/>
+            <w:tcW w:w="2968" w:type="dxa"/>
             <w:shd w:val="clear" w:color="auto" w:fill="D9E2F3"/>
           </w:tcPr>
           <w:p>
@@ -6584,7 +6584,7 @@
         </w:tc>
         <w:tc>
           <w:tcPr>
-            <w:tcW w:w="5257" w:type="dxa"/>
+            <w:tcW w:w="5870" w:type="dxa"/>
             <w:shd w:val="clear" w:color="auto" w:fill="D9E2F3"/>
           </w:tcPr>
           <w:p>
@@ -6608,7 +6608,7 @@
         </w:trPr>
         <w:tc>
           <w:tcPr>
-            <w:tcW w:w="2658" w:type="dxa"/>
+            <w:tcW w:w="2968" w:type="dxa"/>
           </w:tcPr>
           <w:p>
             <w:pPr>
@@ -6625,7 +6625,7 @@
         </w:tc>
         <w:tc>
           <w:tcPr>
-            <w:tcW w:w="5257" w:type="dxa"/>
+            <w:tcW w:w="5870" w:type="dxa"/>
           </w:tcPr>
           <w:p>
             <w:pPr>
@@ -6647,7 +6647,7 @@
         </w:trPr>
         <w:tc>
           <w:tcPr>
-            <w:tcW w:w="2658" w:type="dxa"/>
+            <w:tcW w:w="2968" w:type="dxa"/>
           </w:tcPr>
           <w:p>
             <w:pPr>
@@ -6664,7 +6664,7 @@
         </w:tc>
         <w:tc>
           <w:tcPr>
-            <w:tcW w:w="5257" w:type="dxa"/>
+            <w:tcW w:w="5870" w:type="dxa"/>
           </w:tcPr>
           <w:p>
             <w:pPr>
@@ -6686,7 +6686,7 @@
         </w:trPr>
         <w:tc>
           <w:tcPr>
-            <w:tcW w:w="2658" w:type="dxa"/>
+            <w:tcW w:w="2968" w:type="dxa"/>
           </w:tcPr>
           <w:p>
             <w:pPr>
@@ -6703,7 +6703,7 @@
         </w:tc>
         <w:tc>
           <w:tcPr>
-            <w:tcW w:w="5257" w:type="dxa"/>
+            <w:tcW w:w="5870" w:type="dxa"/>
           </w:tcPr>
           <w:p>
             <w:pPr>
@@ -6725,7 +6725,7 @@
         </w:trPr>
         <w:tc>
           <w:tcPr>
-            <w:tcW w:w="2658" w:type="dxa"/>
+            <w:tcW w:w="2968" w:type="dxa"/>
           </w:tcPr>
           <w:p>
             <w:pPr>
@@ -6742,7 +6742,7 @@
         </w:tc>
         <w:tc>
           <w:tcPr>
-            <w:tcW w:w="5257" w:type="dxa"/>
+            <w:tcW w:w="5870" w:type="dxa"/>
           </w:tcPr>
           <w:p>
             <w:pPr>
@@ -6764,7 +6764,7 @@
         </w:trPr>
         <w:tc>
           <w:tcPr>
-            <w:tcW w:w="2658" w:type="dxa"/>
+            <w:tcW w:w="2968" w:type="dxa"/>
           </w:tcPr>
           <w:p>
             <w:pPr>
@@ -6781,7 +6781,7 @@
         </w:tc>
         <w:tc>
           <w:tcPr>
-            <w:tcW w:w="5257" w:type="dxa"/>
+            <w:tcW w:w="5870" w:type="dxa"/>
           </w:tcPr>
           <w:p>
             <w:pPr>
@@ -6803,7 +6803,7 @@
         </w:trPr>
         <w:tc>
           <w:tcPr>
-            <w:tcW w:w="2658" w:type="dxa"/>
+            <w:tcW w:w="2968" w:type="dxa"/>
           </w:tcPr>
           <w:p>
             <w:pPr>
@@ -6820,7 +6820,7 @@
         </w:tc>
         <w:tc>
           <w:tcPr>
-            <w:tcW w:w="5257" w:type="dxa"/>
+            <w:tcW w:w="5870" w:type="dxa"/>
           </w:tcPr>
           <w:p>
             <w:pPr>
@@ -6922,9 +6922,9 @@
         </w:tblBorders>
       </w:tblPr>
       <w:tblGrid>
-        <w:gridCol w:w="1591"/>
-        <w:gridCol w:w="2428"/>
-        <w:gridCol w:w="3892"/>
+        <w:gridCol w:w="1777"/>
+        <w:gridCol w:w="2713"/>
+        <w:gridCol w:w="4348"/>
       </w:tblGrid>
       <w:tr>
         <w:trPr>
@@ -6933,7 +6933,7 @@
         </w:trPr>
         <w:tc>
           <w:tcPr>
-            <w:tcW w:w="1591" w:type="dxa"/>
+            <w:tcW w:w="1777" w:type="dxa"/>
             <w:shd w:val="clear" w:color="auto" w:fill="D9E2F3"/>
           </w:tcPr>
           <w:p>
@@ -6952,7 +6952,7 @@
         </w:tc>
         <w:tc>
           <w:tcPr>
-            <w:tcW w:w="2428" w:type="dxa"/>
+            <w:tcW w:w="2713" w:type="dxa"/>
             <w:shd w:val="clear" w:color="auto" w:fill="D9E2F3"/>
           </w:tcPr>
           <w:p>
@@ -6971,7 +6971,7 @@
         </w:tc>
         <w:tc>
           <w:tcPr>
-            <w:tcW w:w="3892" w:type="dxa"/>
+            <w:tcW w:w="4348" w:type="dxa"/>
             <w:shd w:val="clear" w:color="auto" w:fill="D9E2F3"/>
           </w:tcPr>
           <w:p>
@@ -6995,7 +6995,7 @@
         </w:trPr>
         <w:tc>
           <w:tcPr>
-            <w:tcW w:w="1591" w:type="dxa"/>
+            <w:tcW w:w="1777" w:type="dxa"/>
           </w:tcPr>
           <w:p>
             <w:pPr>
@@ -7012,7 +7012,7 @@
         </w:tc>
         <w:tc>
           <w:tcPr>
-            <w:tcW w:w="2428" w:type="dxa"/>
+            <w:tcW w:w="2713" w:type="dxa"/>
           </w:tcPr>
           <w:p>
             <w:pPr>
@@ -7029,7 +7029,7 @@
         </w:tc>
         <w:tc>
           <w:tcPr>
-            <w:tcW w:w="3892" w:type="dxa"/>
+            <w:tcW w:w="4348" w:type="dxa"/>
           </w:tcPr>
           <w:p>
             <w:pPr>
@@ -7051,7 +7051,7 @@
         </w:trPr>
         <w:tc>
           <w:tcPr>
-            <w:tcW w:w="1591" w:type="dxa"/>
+            <w:tcW w:w="1777" w:type="dxa"/>
           </w:tcPr>
           <w:p>
             <w:pPr>
@@ -7068,7 +7068,7 @@
         </w:tc>
         <w:tc>
           <w:tcPr>
-            <w:tcW w:w="2428" w:type="dxa"/>
+            <w:tcW w:w="2713" w:type="dxa"/>
           </w:tcPr>
           <w:p>
             <w:pPr>
@@ -7085,7 +7085,7 @@
         </w:tc>
         <w:tc>
           <w:tcPr>
-            <w:tcW w:w="3892" w:type="dxa"/>
+            <w:tcW w:w="4348" w:type="dxa"/>
           </w:tcPr>
           <w:p>
             <w:pPr>
@@ -7107,7 +7107,7 @@
         </w:trPr>
         <w:tc>
           <w:tcPr>
-            <w:tcW w:w="1591" w:type="dxa"/>
+            <w:tcW w:w="1777" w:type="dxa"/>
           </w:tcPr>
           <w:p>
             <w:pPr>
@@ -7124,7 +7124,7 @@
         </w:tc>
         <w:tc>
           <w:tcPr>
-            <w:tcW w:w="2428" w:type="dxa"/>
+            <w:tcW w:w="2713" w:type="dxa"/>
           </w:tcPr>
           <w:p>
             <w:pPr>
@@ -7141,7 +7141,7 @@
         </w:tc>
         <w:tc>
           <w:tcPr>
-            <w:tcW w:w="3892" w:type="dxa"/>
+            <w:tcW w:w="4348" w:type="dxa"/>
           </w:tcPr>
           <w:p>
             <w:pPr>
@@ -7163,7 +7163,7 @@
         </w:trPr>
         <w:tc>
           <w:tcPr>
-            <w:tcW w:w="1591" w:type="dxa"/>
+            <w:tcW w:w="1777" w:type="dxa"/>
           </w:tcPr>
           <w:p>
             <w:pPr>
@@ -7180,7 +7180,7 @@
         </w:tc>
         <w:tc>
           <w:tcPr>
-            <w:tcW w:w="2428" w:type="dxa"/>
+            <w:tcW w:w="2713" w:type="dxa"/>
           </w:tcPr>
           <w:p>
             <w:pPr>
@@ -7197,7 +7197,7 @@
         </w:tc>
         <w:tc>
           <w:tcPr>
-            <w:tcW w:w="3892" w:type="dxa"/>
+            <w:tcW w:w="4348" w:type="dxa"/>
           </w:tcPr>
           <w:p>
             <w:pPr>
@@ -7219,7 +7219,7 @@
         </w:trPr>
         <w:tc>
           <w:tcPr>
-            <w:tcW w:w="1591" w:type="dxa"/>
+            <w:tcW w:w="1777" w:type="dxa"/>
           </w:tcPr>
           <w:p>
             <w:pPr>
@@ -7236,7 +7236,7 @@
         </w:tc>
         <w:tc>
           <w:tcPr>
-            <w:tcW w:w="2428" w:type="dxa"/>
+            <w:tcW w:w="2713" w:type="dxa"/>
           </w:tcPr>
           <w:p>
             <w:pPr>
@@ -7253,7 +7253,7 @@
         </w:tc>
         <w:tc>
           <w:tcPr>
-            <w:tcW w:w="3892" w:type="dxa"/>
+            <w:tcW w:w="4348" w:type="dxa"/>
           </w:tcPr>
           <w:p>
             <w:pPr>
@@ -7275,7 +7275,7 @@
         </w:trPr>
         <w:tc>
           <w:tcPr>
-            <w:tcW w:w="1591" w:type="dxa"/>
+            <w:tcW w:w="1777" w:type="dxa"/>
           </w:tcPr>
           <w:p>
             <w:pPr>
@@ -7292,7 +7292,7 @@
         </w:tc>
         <w:tc>
           <w:tcPr>
-            <w:tcW w:w="2428" w:type="dxa"/>
+            <w:tcW w:w="2713" w:type="dxa"/>
           </w:tcPr>
           <w:p>
             <w:pPr>
@@ -7309,7 +7309,7 @@
         </w:tc>
         <w:tc>
           <w:tcPr>
-            <w:tcW w:w="3892" w:type="dxa"/>
+            <w:tcW w:w="4348" w:type="dxa"/>
           </w:tcPr>
           <w:p>
             <w:pPr>
@@ -7366,11 +7366,11 @@
         </w:tblBorders>
       </w:tblPr>
       <w:tblGrid>
-        <w:gridCol w:w="1930"/>
-        <w:gridCol w:w="952"/>
-        <w:gridCol w:w="1134"/>
-        <w:gridCol w:w="1935"/>
-        <w:gridCol w:w="1949"/>
+        <w:gridCol w:w="2159"/>
+        <w:gridCol w:w="1065"/>
+        <w:gridCol w:w="1269"/>
+        <w:gridCol w:w="2165"/>
+        <w:gridCol w:w="2180"/>
       </w:tblGrid>
       <w:tr>
         <w:trPr>
@@ -7379,7 +7379,7 @@
         </w:trPr>
         <w:tc>
           <w:tcPr>
-            <w:tcW w:w="1930" w:type="dxa"/>
+            <w:tcW w:w="2159" w:type="dxa"/>
             <w:shd w:val="clear" w:color="auto" w:fill="D9E2F3"/>
           </w:tcPr>
           <w:p>
@@ -7398,7 +7398,7 @@
         </w:tc>
         <w:tc>
           <w:tcPr>
-            <w:tcW w:w="952" w:type="dxa"/>
+            <w:tcW w:w="1065" w:type="dxa"/>
             <w:shd w:val="clear" w:color="auto" w:fill="D9E2F3"/>
           </w:tcPr>
           <w:p>
@@ -7417,7 +7417,7 @@
         </w:tc>
         <w:tc>
           <w:tcPr>
-            <w:tcW w:w="1134" w:type="dxa"/>
+            <w:tcW w:w="1269" w:type="dxa"/>
             <w:shd w:val="clear" w:color="auto" w:fill="D9E2F3"/>
           </w:tcPr>
           <w:p>
@@ -7436,7 +7436,7 @@
         </w:tc>
         <w:tc>
           <w:tcPr>
-            <w:tcW w:w="1935" w:type="dxa"/>
+            <w:tcW w:w="2165" w:type="dxa"/>
             <w:shd w:val="clear" w:color="auto" w:fill="D9E2F3"/>
           </w:tcPr>
           <w:p>
@@ -7455,7 +7455,7 @@
         </w:tc>
         <w:tc>
           <w:tcPr>
-            <w:tcW w:w="1949" w:type="dxa"/>
+            <w:tcW w:w="2180" w:type="dxa"/>
             <w:shd w:val="clear" w:color="auto" w:fill="D9E2F3"/>
           </w:tcPr>
           <w:p>
@@ -7479,7 +7479,7 @@
         </w:trPr>
         <w:tc>
           <w:tcPr>
-            <w:tcW w:w="1930" w:type="dxa"/>
+            <w:tcW w:w="2159" w:type="dxa"/>
           </w:tcPr>
           <w:p>
             <w:pPr>
@@ -7496,7 +7496,7 @@
         </w:tc>
         <w:tc>
           <w:tcPr>
-            <w:tcW w:w="952" w:type="dxa"/>
+            <w:tcW w:w="1065" w:type="dxa"/>
           </w:tcPr>
           <w:p>
             <w:pPr>
@@ -7513,7 +7513,7 @@
         </w:tc>
         <w:tc>
           <w:tcPr>
-            <w:tcW w:w="1134" w:type="dxa"/>
+            <w:tcW w:w="1269" w:type="dxa"/>
           </w:tcPr>
           <w:p>
             <w:pPr>
@@ -7530,7 +7530,7 @@
         </w:tc>
         <w:tc>
           <w:tcPr>
-            <w:tcW w:w="1935" w:type="dxa"/>
+            <w:tcW w:w="2165" w:type="dxa"/>
           </w:tcPr>
           <w:p>
             <w:pPr>
@@ -7547,7 +7547,7 @@
         </w:tc>
         <w:tc>
           <w:tcPr>
-            <w:tcW w:w="1949" w:type="dxa"/>
+            <w:tcW w:w="2180" w:type="dxa"/>
           </w:tcPr>
           <w:p>
             <w:pPr>
@@ -7569,7 +7569,7 @@
         </w:trPr>
         <w:tc>
           <w:tcPr>
-            <w:tcW w:w="1930" w:type="dxa"/>
+            <w:tcW w:w="2159" w:type="dxa"/>
           </w:tcPr>
           <w:p>
             <w:pPr>
@@ -7586,7 +7586,7 @@
         </w:tc>
         <w:tc>
           <w:tcPr>
-            <w:tcW w:w="952" w:type="dxa"/>
+            <w:tcW w:w="1065" w:type="dxa"/>
           </w:tcPr>
           <w:p>
             <w:pPr>
@@ -7603,7 +7603,7 @@
         </w:tc>
         <w:tc>
           <w:tcPr>
-            <w:tcW w:w="1134" w:type="dxa"/>
+            <w:tcW w:w="1269" w:type="dxa"/>
           </w:tcPr>
           <w:p>
             <w:pPr>
@@ -7620,7 +7620,7 @@
         </w:tc>
         <w:tc>
           <w:tcPr>
-            <w:tcW w:w="1935" w:type="dxa"/>
+            <w:tcW w:w="2165" w:type="dxa"/>
           </w:tcPr>
           <w:p>
             <w:pPr>
@@ -7637,7 +7637,7 @@
         </w:tc>
         <w:tc>
           <w:tcPr>
-            <w:tcW w:w="1949" w:type="dxa"/>
+            <w:tcW w:w="2180" w:type="dxa"/>
           </w:tcPr>
           <w:p>
             <w:pPr>
@@ -7659,7 +7659,7 @@
         </w:trPr>
         <w:tc>
           <w:tcPr>
-            <w:tcW w:w="1930" w:type="dxa"/>
+            <w:tcW w:w="2159" w:type="dxa"/>
           </w:tcPr>
           <w:p>
             <w:pPr>
@@ -7676,7 +7676,7 @@
         </w:tc>
         <w:tc>
           <w:tcPr>
-            <w:tcW w:w="952" w:type="dxa"/>
+            <w:tcW w:w="1065" w:type="dxa"/>
           </w:tcPr>
           <w:p>
             <w:pPr>
@@ -7693,7 +7693,7 @@
         </w:tc>
         <w:tc>
           <w:tcPr>
-            <w:tcW w:w="1134" w:type="dxa"/>
+            <w:tcW w:w="1269" w:type="dxa"/>
           </w:tcPr>
           <w:p>
             <w:pPr>
@@ -7710,7 +7710,7 @@
         </w:tc>
         <w:tc>
           <w:tcPr>
-            <w:tcW w:w="1935" w:type="dxa"/>
+            <w:tcW w:w="2165" w:type="dxa"/>
           </w:tcPr>
           <w:p>
             <w:pPr>
@@ -7727,7 +7727,7 @@
         </w:tc>
         <w:tc>
           <w:tcPr>
-            <w:tcW w:w="1949" w:type="dxa"/>
+            <w:tcW w:w="2180" w:type="dxa"/>
           </w:tcPr>
           <w:p>
             <w:pPr>
@@ -7749,7 +7749,7 @@
         </w:trPr>
         <w:tc>
           <w:tcPr>
-            <w:tcW w:w="1930" w:type="dxa"/>
+            <w:tcW w:w="2159" w:type="dxa"/>
           </w:tcPr>
           <w:p>
             <w:pPr>
@@ -7766,7 +7766,7 @@
         </w:tc>
         <w:tc>
           <w:tcPr>
-            <w:tcW w:w="952" w:type="dxa"/>
+            <w:tcW w:w="1065" w:type="dxa"/>
           </w:tcPr>
           <w:p>
             <w:pPr>
@@ -7783,7 +7783,7 @@
         </w:tc>
         <w:tc>
           <w:tcPr>
-            <w:tcW w:w="1134" w:type="dxa"/>
+            <w:tcW w:w="1269" w:type="dxa"/>
           </w:tcPr>
           <w:p>
             <w:pPr>
@@ -7800,7 +7800,7 @@
         </w:tc>
         <w:tc>
           <w:tcPr>
-            <w:tcW w:w="1935" w:type="dxa"/>
+            <w:tcW w:w="2165" w:type="dxa"/>
           </w:tcPr>
           <w:p>
             <w:pPr>
@@ -7817,7 +7817,7 @@
         </w:tc>
         <w:tc>
           <w:tcPr>
-            <w:tcW w:w="1949" w:type="dxa"/>
+            <w:tcW w:w="2180" w:type="dxa"/>
           </w:tcPr>
           <w:p>
             <w:pPr>
@@ -7839,7 +7839,7 @@
         </w:trPr>
         <w:tc>
           <w:tcPr>
-            <w:tcW w:w="1930" w:type="dxa"/>
+            <w:tcW w:w="2159" w:type="dxa"/>
           </w:tcPr>
           <w:p>
             <w:pPr>
@@ -7856,7 +7856,7 @@
         </w:tc>
         <w:tc>
           <w:tcPr>
-            <w:tcW w:w="952" w:type="dxa"/>
+            <w:tcW w:w="1065" w:type="dxa"/>
           </w:tcPr>
           <w:p>
             <w:pPr>
@@ -7873,7 +7873,7 @@
         </w:tc>
         <w:tc>
           <w:tcPr>
-            <w:tcW w:w="1134" w:type="dxa"/>
+            <w:tcW w:w="1269" w:type="dxa"/>
           </w:tcPr>
           <w:p>
             <w:pPr>
@@ -7890,7 +7890,7 @@
         </w:tc>
         <w:tc>
           <w:tcPr>
-            <w:tcW w:w="1935" w:type="dxa"/>
+            <w:tcW w:w="2165" w:type="dxa"/>
           </w:tcPr>
           <w:p>
             <w:pPr>
@@ -7907,7 +7907,7 @@
         </w:tc>
         <w:tc>
           <w:tcPr>
-            <w:tcW w:w="1949" w:type="dxa"/>
+            <w:tcW w:w="2180" w:type="dxa"/>
           </w:tcPr>
           <w:p>
             <w:pPr>
@@ -7929,7 +7929,7 @@
         </w:trPr>
         <w:tc>
           <w:tcPr>
-            <w:tcW w:w="1930" w:type="dxa"/>
+            <w:tcW w:w="2159" w:type="dxa"/>
           </w:tcPr>
           <w:p>
             <w:pPr>
@@ -7946,7 +7946,7 @@
         </w:tc>
         <w:tc>
           <w:tcPr>
-            <w:tcW w:w="952" w:type="dxa"/>
+            <w:tcW w:w="1065" w:type="dxa"/>
           </w:tcPr>
           <w:p>
             <w:pPr>
@@ -7963,7 +7963,7 @@
         </w:tc>
         <w:tc>
           <w:tcPr>
-            <w:tcW w:w="1134" w:type="dxa"/>
+            <w:tcW w:w="1269" w:type="dxa"/>
           </w:tcPr>
           <w:p>
             <w:pPr>
@@ -7980,7 +7980,7 @@
         </w:tc>
         <w:tc>
           <w:tcPr>
-            <w:tcW w:w="1935" w:type="dxa"/>
+            <w:tcW w:w="2165" w:type="dxa"/>
           </w:tcPr>
           <w:p>
             <w:pPr>
@@ -7997,7 +7997,7 @@
         </w:tc>
         <w:tc>
           <w:tcPr>
-            <w:tcW w:w="1949" w:type="dxa"/>
+            <w:tcW w:w="2180" w:type="dxa"/>
           </w:tcPr>
           <w:p>
             <w:pPr>
@@ -8019,7 +8019,7 @@
         </w:trPr>
         <w:tc>
           <w:tcPr>
-            <w:tcW w:w="1930" w:type="dxa"/>
+            <w:tcW w:w="2159" w:type="dxa"/>
           </w:tcPr>
           <w:p>
             <w:pPr>
@@ -8036,7 +8036,7 @@
         </w:tc>
         <w:tc>
           <w:tcPr>
-            <w:tcW w:w="952" w:type="dxa"/>
+            <w:tcW w:w="1065" w:type="dxa"/>
           </w:tcPr>
           <w:p>
             <w:pPr>
@@ -8053,7 +8053,7 @@
         </w:tc>
         <w:tc>
           <w:tcPr>
-            <w:tcW w:w="1134" w:type="dxa"/>
+            <w:tcW w:w="1269" w:type="dxa"/>
           </w:tcPr>
           <w:p>
             <w:pPr>
@@ -8070,7 +8070,7 @@
         </w:tc>
         <w:tc>
           <w:tcPr>
-            <w:tcW w:w="1935" w:type="dxa"/>
+            <w:tcW w:w="2165" w:type="dxa"/>
           </w:tcPr>
           <w:p>
             <w:pPr>
@@ -8087,7 +8087,7 @@
         </w:tc>
         <w:tc>
           <w:tcPr>
-            <w:tcW w:w="1949" w:type="dxa"/>
+            <w:tcW w:w="2180" w:type="dxa"/>
           </w:tcPr>
           <w:p>
             <w:pPr>
@@ -8130,8 +8130,8 @@
         </w:tblBorders>
       </w:tblPr>
       <w:tblGrid>
-        <w:gridCol w:w="3272"/>
-        <w:gridCol w:w="4643"/>
+        <w:gridCol w:w="3654"/>
+        <w:gridCol w:w="5184"/>
       </w:tblGrid>
       <w:tr>
         <w:trPr>
@@ -8140,7 +8140,7 @@
         </w:trPr>
         <w:tc>
           <w:tcPr>
-            <w:tcW w:w="3272" w:type="dxa"/>
+            <w:tcW w:w="3654" w:type="dxa"/>
             <w:shd w:val="clear" w:color="auto" w:fill="D9E2F3"/>
           </w:tcPr>
           <w:p>
@@ -8159,7 +8159,7 @@
         </w:tc>
         <w:tc>
           <w:tcPr>
-            <w:tcW w:w="4643" w:type="dxa"/>
+            <w:tcW w:w="5184" w:type="dxa"/>
             <w:shd w:val="clear" w:color="auto" w:fill="D9E2F3"/>
           </w:tcPr>
           <w:p>
@@ -8183,7 +8183,7 @@
         </w:trPr>
         <w:tc>
           <w:tcPr>
-            <w:tcW w:w="3272" w:type="dxa"/>
+            <w:tcW w:w="3654" w:type="dxa"/>
           </w:tcPr>
           <w:p>
             <w:pPr>
@@ -8200,7 +8200,7 @@
         </w:tc>
         <w:tc>
           <w:tcPr>
-            <w:tcW w:w="4643" w:type="dxa"/>
+            <w:tcW w:w="5184" w:type="dxa"/>
           </w:tcPr>
           <w:p>
             <w:pPr>
@@ -8222,7 +8222,7 @@
         </w:trPr>
         <w:tc>
           <w:tcPr>
-            <w:tcW w:w="3272" w:type="dxa"/>
+            <w:tcW w:w="3654" w:type="dxa"/>
           </w:tcPr>
           <w:p>
             <w:pPr>
@@ -8239,7 +8239,7 @@
         </w:tc>
         <w:tc>
           <w:tcPr>
-            <w:tcW w:w="4643" w:type="dxa"/>
+            <w:tcW w:w="5184" w:type="dxa"/>
           </w:tcPr>
           <w:p>
             <w:pPr>
@@ -8261,7 +8261,7 @@
         </w:trPr>
         <w:tc>
           <w:tcPr>
-            <w:tcW w:w="3272" w:type="dxa"/>
+            <w:tcW w:w="3654" w:type="dxa"/>
           </w:tcPr>
           <w:p>
             <w:pPr>
@@ -8278,7 +8278,7 @@
         </w:tc>
         <w:tc>
           <w:tcPr>
-            <w:tcW w:w="4643" w:type="dxa"/>
+            <w:tcW w:w="5184" w:type="dxa"/>
           </w:tcPr>
           <w:p>
             <w:pPr>
@@ -8300,7 +8300,7 @@
         </w:trPr>
         <w:tc>
           <w:tcPr>
-            <w:tcW w:w="3272" w:type="dxa"/>
+            <w:tcW w:w="3654" w:type="dxa"/>
           </w:tcPr>
           <w:p>
             <w:pPr>
@@ -8317,7 +8317,7 @@
         </w:tc>
         <w:tc>
           <w:tcPr>
-            <w:tcW w:w="4643" w:type="dxa"/>
+            <w:tcW w:w="5184" w:type="dxa"/>
           </w:tcPr>
           <w:p>
             <w:pPr>
@@ -8339,7 +8339,7 @@
         </w:trPr>
         <w:tc>
           <w:tcPr>
-            <w:tcW w:w="3272" w:type="dxa"/>
+            <w:tcW w:w="3654" w:type="dxa"/>
           </w:tcPr>
           <w:p>
             <w:pPr>
@@ -8356,7 +8356,7 @@
         </w:tc>
         <w:tc>
           <w:tcPr>
-            <w:tcW w:w="4643" w:type="dxa"/>
+            <w:tcW w:w="5184" w:type="dxa"/>
           </w:tcPr>
           <w:p>
             <w:pPr>
@@ -8378,7 +8378,7 @@
         </w:trPr>
         <w:tc>
           <w:tcPr>
-            <w:tcW w:w="3272" w:type="dxa"/>
+            <w:tcW w:w="3654" w:type="dxa"/>
           </w:tcPr>
           <w:p>
             <w:pPr>
@@ -8395,7 +8395,7 @@
         </w:tc>
         <w:tc>
           <w:tcPr>
-            <w:tcW w:w="4643" w:type="dxa"/>
+            <w:tcW w:w="5184" w:type="dxa"/>
           </w:tcPr>
           <w:p>
             <w:pPr>
@@ -8417,7 +8417,7 @@
         </w:trPr>
         <w:tc>
           <w:tcPr>
-            <w:tcW w:w="3272" w:type="dxa"/>
+            <w:tcW w:w="3654" w:type="dxa"/>
           </w:tcPr>
           <w:p>
             <w:pPr>
@@ -8434,7 +8434,7 @@
         </w:tc>
         <w:tc>
           <w:tcPr>
-            <w:tcW w:w="4643" w:type="dxa"/>
+            <w:tcW w:w="5184" w:type="dxa"/>
           </w:tcPr>
           <w:p>
             <w:pPr>
@@ -8456,7 +8456,7 @@
         </w:trPr>
         <w:tc>
           <w:tcPr>
-            <w:tcW w:w="3272" w:type="dxa"/>
+            <w:tcW w:w="3654" w:type="dxa"/>
           </w:tcPr>
           <w:p>
             <w:pPr>
@@ -8473,7 +8473,7 @@
         </w:tc>
         <w:tc>
           <w:tcPr>
-            <w:tcW w:w="4643" w:type="dxa"/>
+            <w:tcW w:w="5184" w:type="dxa"/>
           </w:tcPr>
           <w:p>
             <w:pPr>
@@ -8495,7 +8495,7 @@
         </w:trPr>
         <w:tc>
           <w:tcPr>
-            <w:tcW w:w="3272" w:type="dxa"/>
+            <w:tcW w:w="3654" w:type="dxa"/>
           </w:tcPr>
           <w:p>
             <w:pPr>
@@ -8512,7 +8512,7 @@
         </w:tc>
         <w:tc>
           <w:tcPr>
-            <w:tcW w:w="4643" w:type="dxa"/>
+            <w:tcW w:w="5184" w:type="dxa"/>
           </w:tcPr>
           <w:p>
             <w:pPr>
@@ -8555,9 +8555,9 @@
         </w:tblBorders>
       </w:tblPr>
       <w:tblGrid>
-        <w:gridCol w:w="2357"/>
-        <w:gridCol w:w="3381"/>
-        <w:gridCol w:w="2174"/>
+        <w:gridCol w:w="2633"/>
+        <w:gridCol w:w="3777"/>
+        <w:gridCol w:w="2428"/>
       </w:tblGrid>
       <w:tr>
         <w:trPr>
@@ -8566,7 +8566,7 @@
         </w:trPr>
         <w:tc>
           <w:tcPr>
-            <w:tcW w:w="2357" w:type="dxa"/>
+            <w:tcW w:w="2633" w:type="dxa"/>
             <w:shd w:val="clear" w:color="auto" w:fill="D9E2F3"/>
           </w:tcPr>
           <w:p>
@@ -8585,7 +8585,7 @@
         </w:tc>
         <w:tc>
           <w:tcPr>
-            <w:tcW w:w="3381" w:type="dxa"/>
+            <w:tcW w:w="3777" w:type="dxa"/>
             <w:shd w:val="clear" w:color="auto" w:fill="D9E2F3"/>
           </w:tcPr>
           <w:p>
@@ -8604,7 +8604,7 @@
         </w:tc>
         <w:tc>
           <w:tcPr>
-            <w:tcW w:w="2174" w:type="dxa"/>
+            <w:tcW w:w="2428" w:type="dxa"/>
             <w:shd w:val="clear" w:color="auto" w:fill="D9E2F3"/>
           </w:tcPr>
           <w:p>
@@ -8628,7 +8628,7 @@
         </w:trPr>
         <w:tc>
           <w:tcPr>
-            <w:tcW w:w="2357" w:type="dxa"/>
+            <w:tcW w:w="2633" w:type="dxa"/>
           </w:tcPr>
           <w:p>
             <w:pPr>
@@ -8645,7 +8645,7 @@
         </w:tc>
         <w:tc>
           <w:tcPr>
-            <w:tcW w:w="3381" w:type="dxa"/>
+            <w:tcW w:w="3777" w:type="dxa"/>
           </w:tcPr>
           <w:p>
             <w:pPr>
@@ -8662,7 +8662,7 @@
         </w:tc>
         <w:tc>
           <w:tcPr>
-            <w:tcW w:w="2174" w:type="dxa"/>
+            <w:tcW w:w="2428" w:type="dxa"/>
           </w:tcPr>
           <w:p>
             <w:pPr>
@@ -8684,7 +8684,7 @@
         </w:trPr>
         <w:tc>
           <w:tcPr>
-            <w:tcW w:w="2357" w:type="dxa"/>
+            <w:tcW w:w="2633" w:type="dxa"/>
           </w:tcPr>
           <w:p>
             <w:pPr>
@@ -8701,7 +8701,7 @@
         </w:tc>
         <w:tc>
           <w:tcPr>
-            <w:tcW w:w="3381" w:type="dxa"/>
+            <w:tcW w:w="3777" w:type="dxa"/>
           </w:tcPr>
           <w:p>
             <w:pPr>
@@ -8718,7 +8718,7 @@
         </w:tc>
         <w:tc>
           <w:tcPr>
-            <w:tcW w:w="2174" w:type="dxa"/>
+            <w:tcW w:w="2428" w:type="dxa"/>
           </w:tcPr>
           <w:p>
             <w:pPr>
@@ -8740,7 +8740,7 @@
         </w:trPr>
         <w:tc>
           <w:tcPr>
-            <w:tcW w:w="2357" w:type="dxa"/>
+            <w:tcW w:w="2633" w:type="dxa"/>
           </w:tcPr>
           <w:p>
             <w:pPr>
@@ -8757,7 +8757,7 @@
         </w:tc>
         <w:tc>
           <w:tcPr>
-            <w:tcW w:w="3381" w:type="dxa"/>
+            <w:tcW w:w="3777" w:type="dxa"/>
           </w:tcPr>
           <w:p>
             <w:pPr>
@@ -8774,7 +8774,7 @@
         </w:tc>
         <w:tc>
           <w:tcPr>
-            <w:tcW w:w="2174" w:type="dxa"/>
+            <w:tcW w:w="2428" w:type="dxa"/>
           </w:tcPr>
           <w:p>
             <w:pPr>
@@ -8796,7 +8796,7 @@
         </w:trPr>
         <w:tc>
           <w:tcPr>
-            <w:tcW w:w="2357" w:type="dxa"/>
+            <w:tcW w:w="2633" w:type="dxa"/>
           </w:tcPr>
           <w:p>
             <w:pPr>
@@ -8813,7 +8813,7 @@
         </w:tc>
         <w:tc>
           <w:tcPr>
-            <w:tcW w:w="3381" w:type="dxa"/>
+            <w:tcW w:w="3777" w:type="dxa"/>
           </w:tcPr>
           <w:p>
             <w:pPr>
@@ -8830,7 +8830,7 @@
         </w:tc>
         <w:tc>
           <w:tcPr>
-            <w:tcW w:w="2174" w:type="dxa"/>
+            <w:tcW w:w="2428" w:type="dxa"/>
           </w:tcPr>
           <w:p>
             <w:pPr>
@@ -8852,7 +8852,7 @@
         </w:trPr>
         <w:tc>
           <w:tcPr>
-            <w:tcW w:w="2357" w:type="dxa"/>
+            <w:tcW w:w="2633" w:type="dxa"/>
           </w:tcPr>
           <w:p>
             <w:pPr>
@@ -8869,7 +8869,7 @@
         </w:tc>
         <w:tc>
           <w:tcPr>
-            <w:tcW w:w="3381" w:type="dxa"/>
+            <w:tcW w:w="3777" w:type="dxa"/>
           </w:tcPr>
           <w:p>
             <w:pPr>
@@ -8886,7 +8886,7 @@
         </w:tc>
         <w:tc>
           <w:tcPr>
-            <w:tcW w:w="2174" w:type="dxa"/>
+            <w:tcW w:w="2428" w:type="dxa"/>
           </w:tcPr>
           <w:p>
             <w:pPr>
@@ -8908,7 +8908,7 @@
         </w:trPr>
         <w:tc>
           <w:tcPr>
-            <w:tcW w:w="2357" w:type="dxa"/>
+            <w:tcW w:w="2633" w:type="dxa"/>
           </w:tcPr>
           <w:p>
             <w:pPr>
@@ -8925,7 +8925,7 @@
         </w:tc>
         <w:tc>
           <w:tcPr>
-            <w:tcW w:w="3381" w:type="dxa"/>
+            <w:tcW w:w="3777" w:type="dxa"/>
           </w:tcPr>
           <w:p>
             <w:pPr>
@@ -8942,7 +8942,7 @@
         </w:tc>
         <w:tc>
           <w:tcPr>
-            <w:tcW w:w="2174" w:type="dxa"/>
+            <w:tcW w:w="2428" w:type="dxa"/>
           </w:tcPr>
           <w:p>
             <w:pPr>
@@ -8964,7 +8964,7 @@
         </w:trPr>
         <w:tc>
           <w:tcPr>
-            <w:tcW w:w="2357" w:type="dxa"/>
+            <w:tcW w:w="2633" w:type="dxa"/>
           </w:tcPr>
           <w:p>
             <w:pPr>
@@ -8981,7 +8981,7 @@
         </w:tc>
         <w:tc>
           <w:tcPr>
-            <w:tcW w:w="3381" w:type="dxa"/>
+            <w:tcW w:w="3777" w:type="dxa"/>
           </w:tcPr>
           <w:p>
             <w:pPr>
@@ -8998,7 +8998,7 @@
         </w:tc>
         <w:tc>
           <w:tcPr>
-            <w:tcW w:w="2174" w:type="dxa"/>
+            <w:tcW w:w="2428" w:type="dxa"/>
           </w:tcPr>
           <w:p>
             <w:pPr>
@@ -9020,7 +9020,7 @@
         </w:trPr>
         <w:tc>
           <w:tcPr>
-            <w:tcW w:w="2357" w:type="dxa"/>
+            <w:tcW w:w="2633" w:type="dxa"/>
           </w:tcPr>
           <w:p>
             <w:pPr>
@@ -9037,7 +9037,7 @@
         </w:tc>
         <w:tc>
           <w:tcPr>
-            <w:tcW w:w="3381" w:type="dxa"/>
+            <w:tcW w:w="3777" w:type="dxa"/>
           </w:tcPr>
           <w:p>
             <w:pPr>
@@ -9054,7 +9054,7 @@
         </w:tc>
         <w:tc>
           <w:tcPr>
-            <w:tcW w:w="2174" w:type="dxa"/>
+            <w:tcW w:w="2428" w:type="dxa"/>
           </w:tcPr>
           <w:p>
             <w:pPr>
@@ -9076,7 +9076,7 @@
         </w:trPr>
         <w:tc>
           <w:tcPr>
-            <w:tcW w:w="2357" w:type="dxa"/>
+            <w:tcW w:w="2633" w:type="dxa"/>
           </w:tcPr>
           <w:p>
             <w:pPr>
@@ -9093,7 +9093,7 @@
         </w:tc>
         <w:tc>
           <w:tcPr>
-            <w:tcW w:w="3381" w:type="dxa"/>
+            <w:tcW w:w="3777" w:type="dxa"/>
           </w:tcPr>
           <w:p>
             <w:pPr>
@@ -9110,7 +9110,7 @@
         </w:tc>
         <w:tc>
           <w:tcPr>
-            <w:tcW w:w="2174" w:type="dxa"/>
+            <w:tcW w:w="2428" w:type="dxa"/>
           </w:tcPr>
           <w:p>
             <w:pPr>
@@ -9132,7 +9132,7 @@
         </w:trPr>
         <w:tc>
           <w:tcPr>
-            <w:tcW w:w="2357" w:type="dxa"/>
+            <w:tcW w:w="2633" w:type="dxa"/>
           </w:tcPr>
           <w:p>
             <w:pPr>
@@ -9149,7 +9149,7 @@
         </w:tc>
         <w:tc>
           <w:tcPr>
-            <w:tcW w:w="3381" w:type="dxa"/>
+            <w:tcW w:w="3777" w:type="dxa"/>
           </w:tcPr>
           <w:p>
             <w:pPr>
@@ -9166,7 +9166,7 @@
         </w:tc>
         <w:tc>
           <w:tcPr>
-            <w:tcW w:w="2174" w:type="dxa"/>
+            <w:tcW w:w="2428" w:type="dxa"/>
           </w:tcPr>
           <w:p>
             <w:pPr>
@@ -9188,7 +9188,7 @@
         </w:trPr>
         <w:tc>
           <w:tcPr>
-            <w:tcW w:w="2357" w:type="dxa"/>
+            <w:tcW w:w="2633" w:type="dxa"/>
           </w:tcPr>
           <w:p>
             <w:pPr>
@@ -9205,7 +9205,7 @@
         </w:tc>
         <w:tc>
           <w:tcPr>
-            <w:tcW w:w="3381" w:type="dxa"/>
+            <w:tcW w:w="3777" w:type="dxa"/>
           </w:tcPr>
           <w:p>
             <w:pPr>
@@ -9222,7 +9222,7 @@
         </w:tc>
         <w:tc>
           <w:tcPr>
-            <w:tcW w:w="2174" w:type="dxa"/>
+            <w:tcW w:w="2428" w:type="dxa"/>
           </w:tcPr>
           <w:p>
             <w:pPr>
@@ -9318,11 +9318,11 @@
         </w:tblBorders>
       </w:tblPr>
       <w:tblGrid>
-        <w:gridCol w:w="951"/>
-        <w:gridCol w:w="2501"/>
-        <w:gridCol w:w="2221"/>
-        <w:gridCol w:w="1141"/>
-        <w:gridCol w:w="1093"/>
+        <w:gridCol w:w="1063"/>
+        <w:gridCol w:w="2795"/>
+        <w:gridCol w:w="2483"/>
+        <w:gridCol w:w="1275"/>
+        <w:gridCol w:w="1222"/>
       </w:tblGrid>
       <w:tr>
         <w:trPr>
@@ -9331,7 +9331,7 @@
         </w:trPr>
         <w:tc>
           <w:tcPr>
-            <w:tcW w:w="951" w:type="dxa"/>
+            <w:tcW w:w="1063" w:type="dxa"/>
             <w:shd w:val="clear" w:color="auto" w:fill="D9E2F3"/>
           </w:tcPr>
           <w:p>
@@ -9350,7 +9350,7 @@
         </w:tc>
         <w:tc>
           <w:tcPr>
-            <w:tcW w:w="2501" w:type="dxa"/>
+            <w:tcW w:w="2795" w:type="dxa"/>
             <w:shd w:val="clear" w:color="auto" w:fill="D9E2F3"/>
           </w:tcPr>
           <w:p>
@@ -9369,7 +9369,7 @@
         </w:tc>
         <w:tc>
           <w:tcPr>
-            <w:tcW w:w="2221" w:type="dxa"/>
+            <w:tcW w:w="2483" w:type="dxa"/>
             <w:shd w:val="clear" w:color="auto" w:fill="D9E2F3"/>
           </w:tcPr>
           <w:p>
@@ -9388,7 +9388,7 @@
         </w:tc>
         <w:tc>
           <w:tcPr>
-            <w:tcW w:w="1141" w:type="dxa"/>
+            <w:tcW w:w="1275" w:type="dxa"/>
             <w:shd w:val="clear" w:color="auto" w:fill="D9E2F3"/>
           </w:tcPr>
           <w:p>
@@ -9407,7 +9407,7 @@
         </w:tc>
         <w:tc>
           <w:tcPr>
-            <w:tcW w:w="1093" w:type="dxa"/>
+            <w:tcW w:w="1222" w:type="dxa"/>
             <w:shd w:val="clear" w:color="auto" w:fill="D9E2F3"/>
           </w:tcPr>
           <w:p>
@@ -9431,7 +9431,7 @@
         </w:trPr>
         <w:tc>
           <w:tcPr>
-            <w:tcW w:w="951" w:type="dxa"/>
+            <w:tcW w:w="1063" w:type="dxa"/>
           </w:tcPr>
           <w:p>
             <w:pPr>
@@ -9448,7 +9448,7 @@
         </w:tc>
         <w:tc>
           <w:tcPr>
-            <w:tcW w:w="2501" w:type="dxa"/>
+            <w:tcW w:w="2795" w:type="dxa"/>
           </w:tcPr>
           <w:p>
             <w:pPr>
@@ -9465,7 +9465,7 @@
         </w:tc>
         <w:tc>
           <w:tcPr>
-            <w:tcW w:w="2221" w:type="dxa"/>
+            <w:tcW w:w="2483" w:type="dxa"/>
           </w:tcPr>
           <w:p>
             <w:pPr>
@@ -9482,7 +9482,7 @@
         </w:tc>
         <w:tc>
           <w:tcPr>
-            <w:tcW w:w="1141" w:type="dxa"/>
+            <w:tcW w:w="1275" w:type="dxa"/>
           </w:tcPr>
           <w:p>
             <w:pPr>
@@ -9499,7 +9499,7 @@
         </w:tc>
         <w:tc>
           <w:tcPr>
-            <w:tcW w:w="1093" w:type="dxa"/>
+            <w:tcW w:w="1222" w:type="dxa"/>
           </w:tcPr>
           <w:p>
             <w:pPr>
@@ -9521,7 +9521,7 @@
         </w:trPr>
         <w:tc>
           <w:tcPr>
-            <w:tcW w:w="951" w:type="dxa"/>
+            <w:tcW w:w="1063" w:type="dxa"/>
           </w:tcPr>
           <w:p>
             <w:pPr>
@@ -9538,7 +9538,7 @@
         </w:tc>
         <w:tc>
           <w:tcPr>
-            <w:tcW w:w="2501" w:type="dxa"/>
+            <w:tcW w:w="2795" w:type="dxa"/>
           </w:tcPr>
           <w:p>
             <w:pPr>
@@ -9555,7 +9555,7 @@
         </w:tc>
         <w:tc>
           <w:tcPr>
-            <w:tcW w:w="2221" w:type="dxa"/>
+            <w:tcW w:w="2483" w:type="dxa"/>
           </w:tcPr>
           <w:p>
             <w:pPr>
@@ -9572,7 +9572,7 @@
         </w:tc>
         <w:tc>
           <w:tcPr>
-            <w:tcW w:w="1141" w:type="dxa"/>
+            <w:tcW w:w="1275" w:type="dxa"/>
           </w:tcPr>
           <w:p>
             <w:pPr>
@@ -9589,7 +9589,7 @@
         </w:tc>
         <w:tc>
           <w:tcPr>
-            <w:tcW w:w="1093" w:type="dxa"/>
+            <w:tcW w:w="1222" w:type="dxa"/>
           </w:tcPr>
           <w:p>
             <w:pPr>
@@ -9611,7 +9611,7 @@
         </w:trPr>
         <w:tc>
           <w:tcPr>
-            <w:tcW w:w="951" w:type="dxa"/>
+            <w:tcW w:w="1063" w:type="dxa"/>
           </w:tcPr>
           <w:p>
             <w:pPr>
@@ -9628,7 +9628,7 @@
         </w:tc>
         <w:tc>
           <w:tcPr>
-            <w:tcW w:w="2501" w:type="dxa"/>
+            <w:tcW w:w="2795" w:type="dxa"/>
           </w:tcPr>
           <w:p>
             <w:pPr>
@@ -9645,7 +9645,7 @@
         </w:tc>
         <w:tc>
           <w:tcPr>
-            <w:tcW w:w="2221" w:type="dxa"/>
+            <w:tcW w:w="2483" w:type="dxa"/>
           </w:tcPr>
           <w:p>
             <w:pPr>
@@ -9662,7 +9662,7 @@
         </w:tc>
         <w:tc>
           <w:tcPr>
-            <w:tcW w:w="1141" w:type="dxa"/>
+            <w:tcW w:w="1275" w:type="dxa"/>
           </w:tcPr>
           <w:p>
             <w:pPr>
@@ -9679,7 +9679,7 @@
         </w:tc>
         <w:tc>
           <w:tcPr>
-            <w:tcW w:w="1093" w:type="dxa"/>
+            <w:tcW w:w="1222" w:type="dxa"/>
           </w:tcPr>
           <w:p>
             <w:pPr>
@@ -9701,7 +9701,7 @@
         </w:trPr>
         <w:tc>
           <w:tcPr>
-            <w:tcW w:w="951" w:type="dxa"/>
+            <w:tcW w:w="1063" w:type="dxa"/>
           </w:tcPr>
           <w:p>
             <w:pPr>
@@ -9718,7 +9718,7 @@
         </w:tc>
         <w:tc>
           <w:tcPr>
-            <w:tcW w:w="2501" w:type="dxa"/>
+            <w:tcW w:w="2795" w:type="dxa"/>
           </w:tcPr>
           <w:p>
             <w:pPr>
@@ -9735,7 +9735,7 @@
         </w:tc>
         <w:tc>
           <w:tcPr>
-            <w:tcW w:w="2221" w:type="dxa"/>
+            <w:tcW w:w="2483" w:type="dxa"/>
           </w:tcPr>
           <w:p>
             <w:pPr>
@@ -9752,7 +9752,7 @@
         </w:tc>
         <w:tc>
           <w:tcPr>
-            <w:tcW w:w="1141" w:type="dxa"/>
+            <w:tcW w:w="1275" w:type="dxa"/>
           </w:tcPr>
           <w:p>
             <w:pPr>
@@ -9769,7 +9769,7 @@
         </w:tc>
         <w:tc>
           <w:tcPr>
-            <w:tcW w:w="1093" w:type="dxa"/>
+            <w:tcW w:w="1222" w:type="dxa"/>
           </w:tcPr>
           <w:p>
             <w:pPr>
@@ -9791,7 +9791,7 @@
         </w:trPr>
         <w:tc>
           <w:tcPr>
-            <w:tcW w:w="951" w:type="dxa"/>
+            <w:tcW w:w="1063" w:type="dxa"/>
           </w:tcPr>
           <w:p>
             <w:pPr>
@@ -9808,7 +9808,7 @@
         </w:tc>
         <w:tc>
           <w:tcPr>
-            <w:tcW w:w="2501" w:type="dxa"/>
+            <w:tcW w:w="2795" w:type="dxa"/>
           </w:tcPr>
           <w:p>
             <w:pPr>
@@ -9825,7 +9825,7 @@
         </w:tc>
         <w:tc>
           <w:tcPr>
-            <w:tcW w:w="2221" w:type="dxa"/>
+            <w:tcW w:w="2483" w:type="dxa"/>
           </w:tcPr>
           <w:p>
             <w:pPr>
@@ -9842,7 +9842,7 @@
         </w:tc>
         <w:tc>
           <w:tcPr>
-            <w:tcW w:w="1141" w:type="dxa"/>
+            <w:tcW w:w="1275" w:type="dxa"/>
           </w:tcPr>
           <w:p>
             <w:pPr>
@@ -9859,7 +9859,7 @@
         </w:tc>
         <w:tc>
           <w:tcPr>
-            <w:tcW w:w="1093" w:type="dxa"/>
+            <w:tcW w:w="1222" w:type="dxa"/>
           </w:tcPr>
           <w:p>
             <w:pPr>
@@ -9881,7 +9881,7 @@
         </w:trPr>
         <w:tc>
           <w:tcPr>
-            <w:tcW w:w="951" w:type="dxa"/>
+            <w:tcW w:w="1063" w:type="dxa"/>
           </w:tcPr>
           <w:p>
             <w:pPr>
@@ -9898,7 +9898,7 @@
         </w:tc>
         <w:tc>
           <w:tcPr>
-            <w:tcW w:w="2501" w:type="dxa"/>
+            <w:tcW w:w="2795" w:type="dxa"/>
           </w:tcPr>
           <w:p>
             <w:pPr>
@@ -9915,7 +9915,7 @@
         </w:tc>
         <w:tc>
           <w:tcPr>
-            <w:tcW w:w="2221" w:type="dxa"/>
+            <w:tcW w:w="2483" w:type="dxa"/>
           </w:tcPr>
           <w:p>
             <w:pPr>
@@ -9932,7 +9932,7 @@
         </w:tc>
         <w:tc>
           <w:tcPr>
-            <w:tcW w:w="1141" w:type="dxa"/>
+            <w:tcW w:w="1275" w:type="dxa"/>
           </w:tcPr>
           <w:p>
             <w:pPr>
@@ -9949,7 +9949,7 @@
         </w:tc>
         <w:tc>
           <w:tcPr>
-            <w:tcW w:w="1093" w:type="dxa"/>
+            <w:tcW w:w="1222" w:type="dxa"/>
           </w:tcPr>
           <w:p>
             <w:pPr>
@@ -9971,7 +9971,7 @@
         </w:trPr>
         <w:tc>
           <w:tcPr>
-            <w:tcW w:w="951" w:type="dxa"/>
+            <w:tcW w:w="1063" w:type="dxa"/>
           </w:tcPr>
           <w:p>
             <w:pPr>
@@ -9988,7 +9988,7 @@
         </w:tc>
         <w:tc>
           <w:tcPr>
-            <w:tcW w:w="2501" w:type="dxa"/>
+            <w:tcW w:w="2795" w:type="dxa"/>
           </w:tcPr>
           <w:p>
             <w:pPr>
@@ -10005,7 +10005,7 @@
         </w:tc>
         <w:tc>
           <w:tcPr>
-            <w:tcW w:w="2221" w:type="dxa"/>
+            <w:tcW w:w="2483" w:type="dxa"/>
           </w:tcPr>
           <w:p>
             <w:pPr>
@@ -10022,7 +10022,7 @@
         </w:tc>
         <w:tc>
           <w:tcPr>
-            <w:tcW w:w="1141" w:type="dxa"/>
+            <w:tcW w:w="1275" w:type="dxa"/>
           </w:tcPr>
           <w:p>
             <w:pPr>
@@ -10039,7 +10039,7 @@
         </w:tc>
         <w:tc>
           <w:tcPr>
-            <w:tcW w:w="1093" w:type="dxa"/>
+            <w:tcW w:w="1222" w:type="dxa"/>
           </w:tcPr>
           <w:p>
             <w:pPr>
@@ -10061,7 +10061,7 @@
         </w:trPr>
         <w:tc>
           <w:tcPr>
-            <w:tcW w:w="951" w:type="dxa"/>
+            <w:tcW w:w="1063" w:type="dxa"/>
           </w:tcPr>
           <w:p>
             <w:pPr>
@@ -10078,7 +10078,7 @@
         </w:tc>
         <w:tc>
           <w:tcPr>
-            <w:tcW w:w="2501" w:type="dxa"/>
+            <w:tcW w:w="2795" w:type="dxa"/>
           </w:tcPr>
           <w:p>
             <w:pPr>
@@ -10095,7 +10095,7 @@
         </w:tc>
         <w:tc>
           <w:tcPr>
-            <w:tcW w:w="2221" w:type="dxa"/>
+            <w:tcW w:w="2483" w:type="dxa"/>
           </w:tcPr>
           <w:p>
             <w:pPr>
@@ -10112,7 +10112,7 @@
         </w:tc>
         <w:tc>
           <w:tcPr>
-            <w:tcW w:w="1141" w:type="dxa"/>
+            <w:tcW w:w="1275" w:type="dxa"/>
           </w:tcPr>
           <w:p>
             <w:pPr>
@@ -10129,7 +10129,7 @@
         </w:tc>
         <w:tc>
           <w:tcPr>
-            <w:tcW w:w="1093" w:type="dxa"/>
+            <w:tcW w:w="1222" w:type="dxa"/>
           </w:tcPr>
           <w:p>
             <w:pPr>
@@ -10151,7 +10151,7 @@
         </w:trPr>
         <w:tc>
           <w:tcPr>
-            <w:tcW w:w="951" w:type="dxa"/>
+            <w:tcW w:w="1063" w:type="dxa"/>
           </w:tcPr>
           <w:p>
             <w:pPr>
@@ -10168,7 +10168,7 @@
         </w:tc>
         <w:tc>
           <w:tcPr>
-            <w:tcW w:w="2501" w:type="dxa"/>
+            <w:tcW w:w="2795" w:type="dxa"/>
           </w:tcPr>
           <w:p>
             <w:pPr>
@@ -10185,7 +10185,7 @@
         </w:tc>
         <w:tc>
           <w:tcPr>
-            <w:tcW w:w="2221" w:type="dxa"/>
+            <w:tcW w:w="2483" w:type="dxa"/>
           </w:tcPr>
           <w:p>
             <w:pPr>
@@ -10202,7 +10202,7 @@
         </w:tc>
         <w:tc>
           <w:tcPr>
-            <w:tcW w:w="1141" w:type="dxa"/>
+            <w:tcW w:w="1275" w:type="dxa"/>
           </w:tcPr>
           <w:p>
             <w:pPr>
@@ -10219,7 +10219,7 @@
         </w:tc>
         <w:tc>
           <w:tcPr>
-            <w:tcW w:w="1093" w:type="dxa"/>
+            <w:tcW w:w="1222" w:type="dxa"/>
           </w:tcPr>
           <w:p>
             <w:pPr>
@@ -10262,8 +10262,8 @@
         </w:tblBorders>
       </w:tblPr>
       <w:tblGrid>
-        <w:gridCol w:w="2659"/>
-        <w:gridCol w:w="5256"/>
+        <w:gridCol w:w="2969"/>
+        <w:gridCol w:w="5869"/>
       </w:tblGrid>
       <w:tr>
         <w:trPr>
@@ -10272,7 +10272,7 @@
         </w:trPr>
         <w:tc>
           <w:tcPr>
-            <w:tcW w:w="2659" w:type="dxa"/>
+            <w:tcW w:w="2969" w:type="dxa"/>
             <w:shd w:val="clear" w:color="auto" w:fill="D9E2F3"/>
           </w:tcPr>
           <w:p>
@@ -10291,7 +10291,7 @@
         </w:tc>
         <w:tc>
           <w:tcPr>
-            <w:tcW w:w="5256" w:type="dxa"/>
+            <w:tcW w:w="5869" w:type="dxa"/>
             <w:shd w:val="clear" w:color="auto" w:fill="D9E2F3"/>
           </w:tcPr>
           <w:p>
@@ -10315,7 +10315,7 @@
         </w:trPr>
         <w:tc>
           <w:tcPr>
-            <w:tcW w:w="2659" w:type="dxa"/>
+            <w:tcW w:w="2969" w:type="dxa"/>
           </w:tcPr>
           <w:p>
             <w:pPr>
@@ -10332,7 +10332,7 @@
         </w:tc>
         <w:tc>
           <w:tcPr>
-            <w:tcW w:w="5256" w:type="dxa"/>
+            <w:tcW w:w="5869" w:type="dxa"/>
           </w:tcPr>
           <w:p>
             <w:pPr>
@@ -10354,7 +10354,7 @@
         </w:trPr>
         <w:tc>
           <w:tcPr>
-            <w:tcW w:w="2659" w:type="dxa"/>
+            <w:tcW w:w="2969" w:type="dxa"/>
           </w:tcPr>
           <w:p>
             <w:pPr>
@@ -10371,7 +10371,7 @@
         </w:tc>
         <w:tc>
           <w:tcPr>
-            <w:tcW w:w="5256" w:type="dxa"/>
+            <w:tcW w:w="5869" w:type="dxa"/>
           </w:tcPr>
           <w:p>
             <w:pPr>
@@ -10393,7 +10393,7 @@
         </w:trPr>
         <w:tc>
           <w:tcPr>
-            <w:tcW w:w="2659" w:type="dxa"/>
+            <w:tcW w:w="2969" w:type="dxa"/>
           </w:tcPr>
           <w:p>
             <w:pPr>
@@ -10410,7 +10410,7 @@
         </w:tc>
         <w:tc>
           <w:tcPr>
-            <w:tcW w:w="5256" w:type="dxa"/>
+            <w:tcW w:w="5869" w:type="dxa"/>
           </w:tcPr>
           <w:p>
             <w:pPr>
@@ -10432,7 +10432,7 @@
         </w:trPr>
         <w:tc>
           <w:tcPr>
-            <w:tcW w:w="2659" w:type="dxa"/>
+            <w:tcW w:w="2969" w:type="dxa"/>
           </w:tcPr>
           <w:p>
             <w:pPr>
@@ -10449,7 +10449,7 @@
         </w:tc>
         <w:tc>
           <w:tcPr>
-            <w:tcW w:w="5256" w:type="dxa"/>
+            <w:tcW w:w="5869" w:type="dxa"/>
           </w:tcPr>
           <w:p>
             <w:pPr>
@@ -10471,7 +10471,7 @@
         </w:trPr>
         <w:tc>
           <w:tcPr>
-            <w:tcW w:w="2659" w:type="dxa"/>
+            <w:tcW w:w="2969" w:type="dxa"/>
           </w:tcPr>
           <w:p>
             <w:pPr>
@@ -10488,7 +10488,7 @@
         </w:tc>
         <w:tc>
           <w:tcPr>
-            <w:tcW w:w="5256" w:type="dxa"/>
+            <w:tcW w:w="5869" w:type="dxa"/>
           </w:tcPr>
           <w:p>
             <w:pPr>
@@ -10510,7 +10510,7 @@
         </w:trPr>
         <w:tc>
           <w:tcPr>
-            <w:tcW w:w="2659" w:type="dxa"/>
+            <w:tcW w:w="2969" w:type="dxa"/>
           </w:tcPr>
           <w:p>
             <w:pPr>
@@ -10527,7 +10527,7 @@
         </w:tc>
         <w:tc>
           <w:tcPr>
-            <w:tcW w:w="5256" w:type="dxa"/>
+            <w:tcW w:w="5869" w:type="dxa"/>
           </w:tcPr>
           <w:p>
             <w:pPr>
@@ -10549,7 +10549,7 @@
         </w:trPr>
         <w:tc>
           <w:tcPr>
-            <w:tcW w:w="2659" w:type="dxa"/>
+            <w:tcW w:w="2969" w:type="dxa"/>
           </w:tcPr>
           <w:p>
             <w:pPr>
@@ -10566,7 +10566,7 @@
         </w:tc>
         <w:tc>
           <w:tcPr>
-            <w:tcW w:w="5256" w:type="dxa"/>
+            <w:tcW w:w="5869" w:type="dxa"/>
           </w:tcPr>
           <w:p>
             <w:pPr>
@@ -10588,7 +10588,7 @@
         </w:trPr>
         <w:tc>
           <w:tcPr>
-            <w:tcW w:w="2659" w:type="dxa"/>
+            <w:tcW w:w="2969" w:type="dxa"/>
           </w:tcPr>
           <w:p>
             <w:pPr>
@@ -10605,7 +10605,7 @@
         </w:tc>
         <w:tc>
           <w:tcPr>
-            <w:tcW w:w="5256" w:type="dxa"/>
+            <w:tcW w:w="5869" w:type="dxa"/>
           </w:tcPr>
           <w:p>
             <w:pPr>
@@ -10627,7 +10627,7 @@
         </w:trPr>
         <w:tc>
           <w:tcPr>
-            <w:tcW w:w="2659" w:type="dxa"/>
+            <w:tcW w:w="2969" w:type="dxa"/>
           </w:tcPr>
           <w:p>
             <w:pPr>
@@ -10644,7 +10644,7 @@
         </w:tc>
         <w:tc>
           <w:tcPr>
-            <w:tcW w:w="5256" w:type="dxa"/>
+            <w:tcW w:w="5869" w:type="dxa"/>
           </w:tcPr>
           <w:p>
             <w:pPr>
@@ -10666,7 +10666,7 @@
         </w:trPr>
         <w:tc>
           <w:tcPr>
-            <w:tcW w:w="2659" w:type="dxa"/>
+            <w:tcW w:w="2969" w:type="dxa"/>
           </w:tcPr>
           <w:p>
             <w:pPr>
@@ -10683,7 +10683,7 @@
         </w:tc>
         <w:tc>
           <w:tcPr>
-            <w:tcW w:w="5256" w:type="dxa"/>
+            <w:tcW w:w="5869" w:type="dxa"/>
           </w:tcPr>
           <w:p>
             <w:pPr>
@@ -10705,7 +10705,7 @@
         </w:trPr>
         <w:tc>
           <w:tcPr>
-            <w:tcW w:w="2659" w:type="dxa"/>
+            <w:tcW w:w="2969" w:type="dxa"/>
           </w:tcPr>
           <w:p>
             <w:pPr>
@@ -10722,7 +10722,7 @@
         </w:tc>
         <w:tc>
           <w:tcPr>
-            <w:tcW w:w="5256" w:type="dxa"/>
+            <w:tcW w:w="5869" w:type="dxa"/>
           </w:tcPr>
           <w:p>
             <w:pPr>
@@ -10744,7 +10744,7 @@
         </w:trPr>
         <w:tc>
           <w:tcPr>
-            <w:tcW w:w="2659" w:type="dxa"/>
+            <w:tcW w:w="2969" w:type="dxa"/>
           </w:tcPr>
           <w:p>
             <w:pPr>
@@ -10761,7 +10761,7 @@
         </w:tc>
         <w:tc>
           <w:tcPr>
-            <w:tcW w:w="5256" w:type="dxa"/>
+            <w:tcW w:w="5869" w:type="dxa"/>
           </w:tcPr>
           <w:p>
             <w:pPr>
